--- a/src/mp3_transcribe_gemini/YouTube_Transcripts/ललकार/ईगोलैस सेक्स क्या होता है  आचार्य प्रशांत (2026).docx
+++ b/src/mp3_transcribe_gemini/YouTube_Transcripts/ललकार/ईगोलैस सेक्स क्या होता है  आचार्य प्रशांत (2026).docx
@@ -11,116 +11,134 @@
       </w:r>
     </w:p>
     <w:p>
+      <w:pPr>
+        <w:pStyle w:val="Heading3"/>
+      </w:pPr>
+      <w:r>
+        <w:t>The Quest for Egoless Sex</w:t>
+      </w:r>
+    </w:p>
+    <w:p>
+      <w:r>
+        <w:t xml:space="preserve">Namaskar Acharya ji. Egoless sex kaise ho sakta hai? Is par mujhe thodi </w:t>
+      </w:r>
       <w:r>
         <w:rPr>
           <w:b/>
         </w:rPr>
-        <w:t>The Question of Egoless Sex</w:t>
-      </w:r>
-    </w:p>
-    <w:p>
-      <w:r>
-        <w:t xml:space="preserve">नमस्कार आचार्य जी. मेरा नाम अमित भागत है और मैं सीआईएसएफ में कांस्टेबल पद पर अभी हूं. आचार्य जी आज के सत्र से मेरा सवाल है कि </w:t>
+        <w:t>gehrai chahiye</w:t>
+      </w:r>
+      <w:r>
+        <w:t xml:space="preserve">. Tumhara bas chale toh </w:t>
       </w:r>
       <w:r>
         <w:rPr>
           <w:b/>
         </w:rPr>
-        <w:t>इगोलेस सेक्स कैसे हो सकता है</w:t>
-      </w:r>
-      <w:r>
-        <w:t xml:space="preserve">? इस पर मुझे थोड़ी </w:t>
+        <w:t>demonstration</w:t>
+      </w:r>
+      <w:r>
+        <w:t xml:space="preserve"> bhi maang lo. Kaise ho sakta hai maane kya? Kaise maane kya </w:t>
       </w:r>
       <w:r>
         <w:rPr>
           <w:b/>
         </w:rPr>
-        <w:t>गहराई चाहिए</w:t>
-      </w:r>
-      <w:r>
-        <w:t xml:space="preserve">. तुम्हारा बस चले तो </w:t>
+        <w:t>vidhi, technique</w:t>
+      </w:r>
+      <w:r>
+        <w:t xml:space="preserve"> kya bataun? Tum kya </w:t>
       </w:r>
       <w:r>
         <w:rPr>
           <w:b/>
         </w:rPr>
-        <w:t>डेमोंस्ट्रेशन भी मांग लो</w:t>
-      </w:r>
-      <w:r>
-        <w:t xml:space="preserve">. कैसे हो सकता है माने क्या? कैसे माने क्या? विधि, टेक्निक क्या बताऊं? तुम क्या कल्पना कर रहे थे. </w:t>
+        <w:t>kalpana</w:t>
+      </w:r>
+      <w:r>
+        <w:t xml:space="preserve"> kar rahe the? Egoless sex maane kya? Ab </w:t>
       </w:r>
       <w:r>
         <w:rPr>
           <w:b/>
         </w:rPr>
-        <w:t>ईगोलेस सेक्स माने क्या</w:t>
-      </w:r>
-      <w:r>
-        <w:t xml:space="preserve">? अब फरिश्ते आ गए इधर से और इधर से परियां आ गई. वो ईगोलेस हैं क्योंकि दोनों सीधे ऊपर </w:t>
+        <w:t>farishte</w:t>
+      </w:r>
+      <w:r>
+        <w:t xml:space="preserve"> aa gaye idhar se, aur idhar se </w:t>
       </w:r>
       <w:r>
         <w:rPr>
           <w:b/>
         </w:rPr>
-        <w:t>ईश्वर के दरबार से आए हैं</w:t>
-      </w:r>
-      <w:r>
-        <w:t xml:space="preserve"> और अब वो सेक्स कर रहे हैं. ऐसे पता नहीं क्या. </w:t>
+        <w:t>pariyan</w:t>
+      </w:r>
+      <w:r>
+        <w:t xml:space="preserve"> aa gayin, woh egoless hain, kyunki dono seedhe upar Ishwar ke darbar se aaye hain, aur ab woh sex kar rahe hain. Aise pata nahin kya. </w:t>
       </w:r>
       <w:r>
         <w:rPr>
           <w:b/>
         </w:rPr>
-        <w:t>ईगो एक सेक्स के कारण हजार हो सकते हैं</w:t>
-      </w:r>
-      <w:r>
-        <w:t xml:space="preserve">. आज मौसम अच्छा है. आज सेहत अच्छी, आज खाना अच्छा है. कुछ भी </w:t>
+        <w:t>Egoic sex ke kaaran hazaar</w:t>
+      </w:r>
+      <w:r>
+        <w:t xml:space="preserve"> ho sakte hain. Aaj mausam achha hai, aaj sehat achhi, aaj khana achha hai. Kuchh bhi. Ego ke liye sab kuchh bas. Namaskar Acharya ji. Mera naam Amit Bhagat hai, aur main CISF mein constable pad par abhi hoon. Acharya ji, aaj ke satra se mera sawal hai ki egoless sex kaise ho sakta hai? Is par mujhe thodi gehrai chahiye. Tumhara bas chale toh </w:t>
       </w:r>
       <w:r>
         <w:rPr>
           <w:b/>
         </w:rPr>
-        <w:t>ईगो के लिए सब कुछ</w:t>
-      </w:r>
-      <w:r>
-        <w:t>.</w:t>
-      </w:r>
-    </w:p>
-    <w:p>
+        <w:t>demonstration</w:t>
+      </w:r>
+      <w:r>
+        <w:t xml:space="preserve"> bhi maang lo. Kaise ho sakta hai? Maane kya, kaise maane kya </w:t>
+      </w:r>
       <w:r>
         <w:rPr>
           <w:b/>
         </w:rPr>
-        <w:t>Ego's Objectification and Self-Interest</w:t>
+        <w:t>vidhi, technique</w:t>
+      </w:r>
+      <w:r>
+        <w:t>? Kya bataun?</w:t>
       </w:r>
     </w:p>
     <w:p>
-      <w:r>
-        <w:t xml:space="preserve">जब </w:t>
+      <w:pPr>
+        <w:pStyle w:val="Heading3"/>
+      </w:pPr>
+      <w:r>
+        <w:t>Ego's Objectification in Relationships</w:t>
+      </w:r>
+    </w:p>
+    <w:p>
+      <w:r>
+        <w:t xml:space="preserve">Jab </w:t>
       </w:r>
       <w:r>
         <w:rPr>
           <w:b/>
         </w:rPr>
-        <w:t>ईगो किसी बॉडी को देखती है</w:t>
-      </w:r>
-      <w:r>
-        <w:t xml:space="preserve"> तो वैसे ही देखती है जैसे वह किसी भी </w:t>
+        <w:t>ego kisi body ko dekhti hai</w:t>
+      </w:r>
+      <w:r>
+        <w:t xml:space="preserve"> toh waise hi dekhti hai jaise woh kisi bhi </w:t>
       </w:r>
       <w:r>
         <w:rPr>
           <w:b/>
         </w:rPr>
-        <w:t>ऑब्जेक्ट को देखती है</w:t>
-      </w:r>
-      <w:r>
-        <w:t xml:space="preserve">. जब ईगो किसी बॉडी को देखती है तो वैसे ही तो देखेगी जैसे वो कार को या केक को या मकान को या पैसे को देखती है, वैसे ही देखेगी. और वो क्या करेगी? </w:t>
+        <w:t>object</w:t>
+      </w:r>
+      <w:r>
+        <w:t xml:space="preserve"> ko dekhti hai. Jab ego kisi body ko dekhti hai toh waise hi toh dekhegi jaise woh car ko ya cake ko ya makan ko ya paise ko dekhti hai, waise hi dekhegi. Aur woh kya karegi? </w:t>
       </w:r>
       <w:r>
         <w:rPr>
           <w:b/>
         </w:rPr>
-        <w:t>अहंकार माने क्या</w:t>
+        <w:t>Ahankaar maane kya</w:t>
       </w:r>
       <w:r>
         <w:t xml:space="preserve">? </w:t>
@@ -129,180 +147,378 @@
         <w:rPr>
           <w:b/>
         </w:rPr>
-        <w:t>ईगो माने क्या</w:t>
-      </w:r>
-      <w:r>
-        <w:t xml:space="preserve">? एक </w:t>
+        <w:t>Ego maane kya</w:t>
+      </w:r>
+      <w:r>
+        <w:t xml:space="preserve">? Ek </w:t>
       </w:r>
       <w:r>
         <w:rPr>
           <w:b/>
         </w:rPr>
-        <w:t>अपूर्णता जो भीतर मैं मैं मैं करती रहती है</w:t>
-      </w:r>
-      <w:r>
-        <w:t xml:space="preserve">. यही है ना. वह किसी भी विषय को, ऑब्जेक्ट को किस नजर से देखती है? यह मिल ले तो </w:t>
+        <w:t>apoornta</w:t>
+      </w:r>
+      <w:r>
+        <w:t xml:space="preserve"> jo bhitar </w:t>
       </w:r>
       <w:r>
         <w:rPr>
           <w:b/>
         </w:rPr>
-        <w:t>फुलफिलमेंट मिल जाएगा</w:t>
-      </w:r>
-      <w:r>
-        <w:t xml:space="preserve">. यह हो जाए तो ऐसा हो जाएगा. और मैं तो क्योंकि अलग हूं उससे तो अगर वो बर्बाद भी हो जाए मेरे फुलफिलमेंट की प्रक्रिया में तो मुझे धेला फर्क नहीं पड़ता. क्योंकि मैं कौन हूं? मैं एक </w:t>
+        <w:t>main main main karti rehti hai</w:t>
+      </w:r>
+      <w:r>
+        <w:t xml:space="preserve">. Yahi hai na. Woh kisi bhi vishay ko, object ko kis nazar se dekhti hai? Yeh mil le toh </w:t>
       </w:r>
       <w:r>
         <w:rPr>
           <w:b/>
         </w:rPr>
-        <w:t>इंडिविजुअल सेल्फ हूं</w:t>
-      </w:r>
-      <w:r>
-        <w:t xml:space="preserve">. मैं </w:t>
+        <w:t>fulfilment</w:t>
+      </w:r>
+      <w:r>
+        <w:t xml:space="preserve"> mil jaayega. Yeh ho jaaye toh aisa ho jaayega. Aur main toh kyunki alag hoon usse toh agar woh barbad bhi ho jaaye mere fulfilment ki prakriya mein toh mujhe dhela fark nahin padta. Kyunki main kaun hoon? Main ek </w:t>
       </w:r>
       <w:r>
         <w:rPr>
           <w:b/>
         </w:rPr>
-        <w:t>ईगो सेल्फ हूं</w:t>
-      </w:r>
-      <w:r>
-        <w:t xml:space="preserve">. मैं कौन हूं जो मैं इस शरीर के भीतर हूं. वो तो पराया है. वो तो अलग है. वो तो दूसरा है. और मैं बेचैन हूं. मैं छटपटाता रहता हूं. क्योंकि मुझे लगता है मैं बीमार जैसा हूं. मैं अधूरा हूं. बहुत अपूर्ण हूं. तो उसके लिए कुछ भी मिले मुझे उसको अपने ही </w:t>
+        <w:t>individual self</w:t>
+      </w:r>
+      <w:r>
+        <w:t xml:space="preserve"> hoon. Main </w:t>
       </w:r>
       <w:r>
         <w:rPr>
           <w:b/>
         </w:rPr>
-        <w:t>स्वार्थ के लिए तो इस्तेमाल करना है</w:t>
-      </w:r>
-      <w:r>
-        <w:t xml:space="preserve"> ना.</w:t>
-      </w:r>
-    </w:p>
-    <w:p>
+        <w:t>ego self</w:t>
+      </w:r>
+      <w:r>
+        <w:t xml:space="preserve"> hoon. Main kaun hoon jo main is shareer ke bhitar hoon. Woh toh </w:t>
+      </w:r>
       <w:r>
         <w:rPr>
           <w:b/>
         </w:rPr>
-        <w:t>The Nature of Egoic Sex</w:t>
-      </w:r>
-    </w:p>
-    <w:p>
-      <w:r>
-        <w:t xml:space="preserve">यह होता है </w:t>
+        <w:t>paraya</w:t>
+      </w:r>
+      <w:r>
+        <w:t xml:space="preserve"> hai. Woh toh alag hai. Woh toh doosra hai. Aur main </w:t>
       </w:r>
       <w:r>
         <w:rPr>
           <w:b/>
         </w:rPr>
-        <w:t>ईगोइक सेक्स</w:t>
-      </w:r>
-      <w:r>
-        <w:t xml:space="preserve">. जहां आप </w:t>
+        <w:t>bechain</w:t>
+      </w:r>
+      <w:r>
+        <w:t xml:space="preserve"> hoon. Main chhatpatata rehta hoon. Kyunki mujhe lagta hai main beemar jaisa hoon. Main </w:t>
       </w:r>
       <w:r>
         <w:rPr>
           <w:b/>
         </w:rPr>
-        <w:t>सामने वाले को इस्तेमाल कर रहे होते हो</w:t>
-      </w:r>
-      <w:r>
-        <w:t xml:space="preserve">. सामने वाला सेक्स के क्षण में आपके लिए एक </w:t>
+        <w:t>adhoora</w:t>
+      </w:r>
+      <w:r>
+        <w:t xml:space="preserve"> hoon. Bahut </w:t>
       </w:r>
       <w:r>
         <w:rPr>
           <w:b/>
         </w:rPr>
-        <w:t>ऑब्जेक्ट बन जाता है</w:t>
-      </w:r>
-      <w:r>
-        <w:t xml:space="preserve">. बस ये. अब </w:t>
+        <w:t>apoorna</w:t>
+      </w:r>
+      <w:r>
+        <w:t xml:space="preserve"> hoon. Toh uske liye kuchh bhi mile mujhe usko apne hi </w:t>
       </w:r>
       <w:r>
         <w:rPr>
           <w:b/>
         </w:rPr>
-        <w:t>ईगोलेस सेक्स कैसा होगा</w:t>
-      </w:r>
-      <w:r>
-        <w:t>? उसकी मैं कोई छवि नहीं दे सकता आपको. पर ईगो वाला कैसा होगा? वैसा ही होगा जैसे ईगो के दुनिया के सारे काम होते हैं. ईगो जब किसी जानवर को काट रही होती है तो कैसे काट रही होती है? जिस भाव से वह जानवर को काटेगी उसी भाव से वह दुकानदारी करेगी, उसी भाव से वह खेलेगी कूदेगी, उसी भाव से हाथ मिलाएगी. फिर वो उसी भाव से सेक्स भी करेगी क्योंकि उसका तो एक ही रोना है, "</w:t>
+        <w:t>swarth ke liye toh istemal karna</w:t>
+      </w:r>
+      <w:r>
+        <w:t xml:space="preserve"> hai na. Yeh hota hai </w:t>
       </w:r>
       <w:r>
         <w:rPr>
           <w:b/>
         </w:rPr>
-        <w:t>मैं इनकंप्लीट हूं</w:t>
-      </w:r>
-      <w:r>
-        <w:t xml:space="preserve">." कुछ तो मिल जाए जिसको भोग करके मैं कंप्लीट हो जाऊं. यह होता है </w:t>
+        <w:t>egoic sex</w:t>
+      </w:r>
+      <w:r>
+        <w:t xml:space="preserve">. Jahan aap samne wale ko </w:t>
       </w:r>
       <w:r>
         <w:rPr>
           <w:b/>
         </w:rPr>
-        <w:t>ईगोइक सेक्स</w:t>
-      </w:r>
-      <w:r>
-        <w:t xml:space="preserve"> और इसके बदले में मिलती </w:t>
+        <w:t>istemal</w:t>
+      </w:r>
+      <w:r>
+        <w:t xml:space="preserve"> kar rahe hote ho. Samne wala sex ke kshan mein aapke liye ek </w:t>
       </w:r>
       <w:r>
         <w:rPr>
           <w:b/>
         </w:rPr>
-        <w:t>निराशा है</w:t>
-      </w:r>
-      <w:r>
-        <w:t xml:space="preserve">. ठीक वैसे जैसे ईगो को अपने सारे कामों में निराशा ही मिलती है. सफल हो जाए तो भी निराशा ही मिलती है. नई शर्ट खरीद लूंगा तो फुलफिल हो जाऊंगा. नई शर्ट खरीद ली, पैसे दे दिए. पर जब पहनी तो उसमें वह बात तो नहीं थी जो उससे चाही थी. मिल गई निराशा. वैसी ही </w:t>
+        <w:t>object ban jaata hai</w:t>
+      </w:r>
+      <w:r>
+        <w:t xml:space="preserve">. Bas yeh ab ab egoless sex kaisa hoga? Uski main koi </w:t>
       </w:r>
       <w:r>
         <w:rPr>
           <w:b/>
         </w:rPr>
-        <w:t>निराशा उसको सेक्स में भी मिलती है</w:t>
-      </w:r>
-      <w:r>
-        <w:t>. कूदफान मचा ली जो करना था, चीरफाड़ जो करना था, रेप भी करना था तो वह भी कर लिया, सब कर लिया पर मिला कुछ नहीं. मिला कुछ नहीं.</w:t>
+        <w:t>chhavi nahin de sakta</w:t>
+      </w:r>
+      <w:r>
+        <w:t xml:space="preserve"> aapko.</w:t>
       </w:r>
     </w:p>
     <w:p>
+      <w:pPr>
+        <w:pStyle w:val="Heading3"/>
+      </w:pPr>
+      <w:r>
+        <w:t>The Inevitable Disappointment of Egoic Actions</w:t>
+      </w:r>
+    </w:p>
+    <w:p>
+      <w:r>
+        <w:t xml:space="preserve">Par </w:t>
+      </w:r>
       <w:r>
         <w:rPr>
           <w:b/>
         </w:rPr>
-        <w:t>Egoic Sex: Transaction or Violation</w:t>
-      </w:r>
-    </w:p>
-    <w:p>
-      <w:r>
-        <w:t xml:space="preserve">वास्तव में ईगो जब भी सेक्स करेगी तो वो या तो </w:t>
+        <w:t>ego wala</w:t>
+      </w:r>
+      <w:r>
+        <w:t xml:space="preserve"> kaisa hoga? Waisa hi hoga jaise </w:t>
       </w:r>
       <w:r>
         <w:rPr>
           <w:b/>
         </w:rPr>
-        <w:t>प्रॉस्टिट्यूशन होगा या रेप होगा</w:t>
-      </w:r>
-      <w:r>
-        <w:t xml:space="preserve"> क्योंकि </w:t>
+        <w:t>ego ke duniya ke saare kaam</w:t>
+      </w:r>
+      <w:r>
+        <w:t xml:space="preserve"> hote hain. Ego jab kisi </w:t>
       </w:r>
       <w:r>
         <w:rPr>
           <w:b/>
         </w:rPr>
-        <w:t>प्रेम तो अहंकार को पता है नहीं</w:t>
-      </w:r>
-      <w:r>
-        <w:t xml:space="preserve">. तो वो या तो </w:t>
+        <w:t>janwar ko kaat rahi hoti hai</w:t>
+      </w:r>
+      <w:r>
+        <w:t xml:space="preserve"> toh kaise kaat rahi hoti hai? Jis bhav se woh janwar ko kaatengi usi bhav se woh </w:t>
       </w:r>
       <w:r>
         <w:rPr>
           <w:b/>
         </w:rPr>
-        <w:t>व्यापार कर सकता है या बलात्कार कर सकता है</w:t>
-      </w:r>
-      <w:r>
-        <w:t xml:space="preserve">. व्यापार का क्या मतलब होगा? चलो, इट्स एन </w:t>
+        <w:t>dukadari</w:t>
+      </w:r>
+      <w:r>
+        <w:t xml:space="preserve"> karegi, usi bhav se woh </w:t>
+      </w:r>
+      <w:r>
+        <w:rPr>
+          <w:b/>
+        </w:rPr>
+        <w:t>khelegi koodegi</w:t>
+      </w:r>
+      <w:r>
+        <w:t xml:space="preserve">, usi bhav se </w:t>
+      </w:r>
+      <w:r>
+        <w:rPr>
+          <w:b/>
+        </w:rPr>
+        <w:t>haath milaegi</w:t>
+      </w:r>
+      <w:r>
+        <w:t xml:space="preserve">. Phir woh usi bhav se </w:t>
+      </w:r>
+      <w:r>
+        <w:rPr>
+          <w:b/>
+        </w:rPr>
+        <w:t>sex bhi karegi</w:t>
+      </w:r>
+      <w:r>
+        <w:t xml:space="preserve">. Kyunki uska toh ek hi rona hai, </w:t>
+      </w:r>
+      <w:r>
+        <w:rPr>
+          <w:b/>
+        </w:rPr>
+        <w:t>main incomplete hoon</w:t>
+      </w:r>
+      <w:r>
+        <w:t xml:space="preserve">, kuchh toh mil jaaye jisko </w:t>
+      </w:r>
+      <w:r>
+        <w:rPr>
+          <w:b/>
+        </w:rPr>
+        <w:t>bhog karke main complete ho jaun</w:t>
+      </w:r>
+      <w:r>
+        <w:t xml:space="preserve">. Yeh hota hai </w:t>
+      </w:r>
+      <w:r>
+        <w:rPr>
+          <w:b/>
+        </w:rPr>
+        <w:t>egoic sex</w:t>
+      </w:r>
+      <w:r>
+        <w:t xml:space="preserve"> aur iske badle mein milti </w:t>
+      </w:r>
+      <w:r>
+        <w:rPr>
+          <w:b/>
+        </w:rPr>
+        <w:t>nirasha</w:t>
+      </w:r>
+      <w:r>
+        <w:t xml:space="preserve"> hai. Theek waise jaise ego ko apne </w:t>
+      </w:r>
+      <w:r>
+        <w:rPr>
+          <w:b/>
+        </w:rPr>
+        <w:t>saare kaamon mein nirasha hi milti hai</w:t>
+      </w:r>
+      <w:r>
+        <w:t xml:space="preserve">. Safal ho jaaye toh bhi </w:t>
+      </w:r>
+      <w:r>
+        <w:rPr>
+          <w:b/>
+        </w:rPr>
+        <w:t>nirasha</w:t>
+      </w:r>
+      <w:r>
+        <w:t xml:space="preserve"> hi milti hai. Nayi shirt khareed lunga toh </w:t>
+      </w:r>
+      <w:r>
+        <w:rPr>
+          <w:b/>
+        </w:rPr>
+        <w:t>fulfil</w:t>
+      </w:r>
+      <w:r>
+        <w:t xml:space="preserve"> ho jaunga. Nayi shirt khareed li, paise de diye. Par jab pehni toh usmein woh baat toh nahin thi jo usse chahi thi. Mil gayi </w:t>
+      </w:r>
+      <w:r>
+        <w:rPr>
+          <w:b/>
+        </w:rPr>
+        <w:t>nirasha</w:t>
+      </w:r>
+      <w:r>
+        <w:t xml:space="preserve">. Waise hi </w:t>
+      </w:r>
+      <w:r>
+        <w:rPr>
+          <w:b/>
+        </w:rPr>
+        <w:t>nirasha usko sex mein bhi milti hai</w:t>
+      </w:r>
+      <w:r>
+        <w:t>.</w:t>
+      </w:r>
+    </w:p>
+    <w:p>
+      <w:pPr>
+        <w:pStyle w:val="Heading3"/>
+      </w:pPr>
+      <w:r>
+        <w:t>Egoic Sex: Transaction or Force</w:t>
+      </w:r>
+    </w:p>
+    <w:p>
+      <w:r>
+        <w:t xml:space="preserve">Koodfaan macha li jo karna tha. Cheephaad jo karna tha, </w:t>
+      </w:r>
+      <w:r>
+        <w:rPr>
+          <w:b/>
+        </w:rPr>
+        <w:t>rape</w:t>
+      </w:r>
+      <w:r>
+        <w:t xml:space="preserve"> bhi karna tha toh woh bhi kar liya, sab kar liya par </w:t>
+      </w:r>
+      <w:r>
+        <w:rPr>
+          <w:b/>
+        </w:rPr>
+        <w:t>mila kuchh nahin, mila kuchh nahin</w:t>
+      </w:r>
+      <w:r>
+        <w:t xml:space="preserve">. Vastav mein ego jab bhi sex karegi toh woh ya toh </w:t>
+      </w:r>
+      <w:r>
+        <w:rPr>
+          <w:b/>
+        </w:rPr>
+        <w:t>prostitution</w:t>
+      </w:r>
+      <w:r>
+        <w:t xml:space="preserve"> hoga ya </w:t>
+      </w:r>
+      <w:r>
+        <w:rPr>
+          <w:b/>
+        </w:rPr>
+        <w:t>rape</w:t>
+      </w:r>
+      <w:r>
+        <w:t xml:space="preserve"> hoga. Kyunki </w:t>
+      </w:r>
+      <w:r>
+        <w:rPr>
+          <w:b/>
+        </w:rPr>
+        <w:t>prem toh ahankaar ko pata hai nahin</w:t>
+      </w:r>
+      <w:r>
+        <w:t xml:space="preserve">. Toh woh ya toh </w:t>
+      </w:r>
+      <w:r>
+        <w:rPr>
+          <w:b/>
+        </w:rPr>
+        <w:t>vyapaar</w:t>
+      </w:r>
+      <w:r>
+        <w:t xml:space="preserve"> kar sakta hai ya </w:t>
+      </w:r>
+      <w:r>
+        <w:rPr>
+          <w:b/>
+        </w:rPr>
+        <w:t>balatkaar</w:t>
+      </w:r>
+      <w:r>
+        <w:t xml:space="preserve"> kar sakta hai. </w:t>
+      </w:r>
+      <w:r>
+        <w:rPr>
+          <w:b/>
+        </w:rPr>
+        <w:t>Vyapaar</w:t>
+      </w:r>
+      <w:r>
+        <w:t xml:space="preserve"> ka kya matlab hoga? Chalo it's an </w:t>
       </w:r>
       <w:r>
         <w:rPr>
@@ -311,68 +527,67 @@
         <w:t>exchange of mutual pleasure</w:t>
       </w:r>
       <w:r>
-        <w:t xml:space="preserve">. तो यह व्यापार हो गया. एक तरह की </w:t>
+        <w:t xml:space="preserve">. Toh yeh </w:t>
       </w:r>
       <w:r>
         <w:rPr>
           <w:b/>
         </w:rPr>
-        <w:t>वेश्यावृत्ति</w:t>
-      </w:r>
-      <w:r>
-        <w:t xml:space="preserve"> कि मैंने आपको सर्विज दी, आपने मुझे पैसे दिए. व्यापार तो या तो यह कर सकता है अहंकार सेक्स के नाम पर या बलात्कार कर सकता है कि मैं सेक्स करूंगा, पैसे भी नहीं दूंगा. वो बलात्कार हो गया. </w:t>
+        <w:t>vyapaar</w:t>
+      </w:r>
+      <w:r>
+        <w:t xml:space="preserve"> ho gaya. Ek tarah ki </w:t>
       </w:r>
       <w:r>
         <w:rPr>
           <w:b/>
         </w:rPr>
-        <w:t>जबरदस्ती करूंगा</w:t>
-      </w:r>
-      <w:r>
-        <w:t>. चीर फाड़ के करूंगा. मार डालूंगा. बलात्कार हो गया.</w:t>
-      </w:r>
-    </w:p>
-    <w:p>
+        <w:t>veshyavrutti</w:t>
+      </w:r>
+      <w:r>
+        <w:t xml:space="preserve"> ki maine aapko services di. Aapne mujhe paise diye. </w:t>
+      </w:r>
       <w:r>
         <w:rPr>
           <w:b/>
         </w:rPr>
-        <w:t>Ego's Futile Pursuit of Fulfillment</w:t>
-      </w:r>
-    </w:p>
-    <w:p>
+        <w:t>Vyapaar</w:t>
+      </w:r>
+      <w:r>
+        <w:t xml:space="preserve">. Toh ya toh yeh kar sakta hai ahankaar sex ke naam par, ya </w:t>
+      </w:r>
       <w:r>
         <w:rPr>
           <w:b/>
         </w:rPr>
-        <w:t>सेक्स वगैरह में इतनी जबरदस्त उत्सुकता की कोई जरूरत नहीं है</w:t>
-      </w:r>
-      <w:r>
-        <w:t xml:space="preserve">. ईगो के लिए सब कुछ बस एक </w:t>
+        <w:t>balatkaar</w:t>
+      </w:r>
+      <w:r>
+        <w:t xml:space="preserve"> kar sakta hai ki main sex karunga. Paise bhi nahin dunga. Woh </w:t>
       </w:r>
       <w:r>
         <w:rPr>
           <w:b/>
         </w:rPr>
-        <w:t>ऑब्जेक्ट है</w:t>
-      </w:r>
-      <w:r>
-        <w:t xml:space="preserve">. उसका जो रवैया शर्ट की तरफ रहता है, खानेपीने की चीजों के लिए रहता है, सत्ता की किसी कुर्सी के लिए रहता है, उसका वही रवैया सेक्स के लिए रहता है. उसको नहीं पता उसको क्या चाहिए. तो इसीलिए वह हर चीज को बस </w:t>
+        <w:t>balatkaar</w:t>
+      </w:r>
+      <w:r>
+        <w:t xml:space="preserve"> ho gaya. </w:t>
       </w:r>
       <w:r>
         <w:rPr>
           <w:b/>
         </w:rPr>
-        <w:t>इस्तेमाल करना चाहता है</w:t>
-      </w:r>
-      <w:r>
-        <w:t xml:space="preserve">. तुक्का मार रहा है अंधेरे में. इसको इस्तेमाल करूंगा तो क्या पता </w:t>
+        <w:t>Zabardasti</w:t>
+      </w:r>
+      <w:r>
+        <w:t xml:space="preserve"> karunga. </w:t>
       </w:r>
       <w:r>
         <w:rPr>
           <w:b/>
         </w:rPr>
-        <w:t>बेचैनी मिट जाए</w:t>
+        <w:t>Cheer phaad ke karunga</w:t>
       </w:r>
       <w:r>
         <w:t xml:space="preserve">. </w:t>
@@ -381,341 +596,613 @@
         <w:rPr>
           <w:b/>
         </w:rPr>
-        <w:t>मिटनी है नहीं</w:t>
-      </w:r>
-      <w:r>
-        <w:t xml:space="preserve">. मिटनी है नहीं. तो 10 मिनट के बाद करवट बदल के </w:t>
+        <w:t>Maar daalunga</w:t>
+      </w:r>
+      <w:r>
+        <w:t xml:space="preserve">. </w:t>
       </w:r>
       <w:r>
         <w:rPr>
           <w:b/>
         </w:rPr>
-        <w:t>खुर्राटे मार रहा होता है</w:t>
-      </w:r>
-      <w:r>
-        <w:t xml:space="preserve">. खुर्र खुर्र यही है. तुम क्या कल्पना कर रहे थे? ईगो सेक्स. </w:t>
+        <w:t>Balatkaar</w:t>
+      </w:r>
+      <w:r>
+        <w:t xml:space="preserve"> ho gaya. Sex vagaira mein itni zabardast </w:t>
       </w:r>
       <w:r>
         <w:rPr>
           <w:b/>
         </w:rPr>
-        <w:t>ईगोलेस सेक्स माने क्या</w:t>
-      </w:r>
-      <w:r>
-        <w:t xml:space="preserve">? फरिश्ते आ गए, इधर से इधर से परियां आ गई. वो ईगोलेस हैं क्योंकि दोनों सीधे ऊपर </w:t>
-      </w:r>
+        <w:t>utsukta ki koi zaroorat nahin</w:t>
+      </w:r>
+      <w:r>
+        <w:t xml:space="preserve"> hai.</w:t>
+      </w:r>
+    </w:p>
+    <w:p>
+      <w:pPr>
+        <w:pStyle w:val="Heading3"/>
+      </w:pPr>
+      <w:r>
+        <w:t>Ego's Universal Objectification and Futility</w:t>
+      </w:r>
+    </w:p>
+    <w:p>
       <w:r>
         <w:rPr>
           <w:b/>
         </w:rPr>
-        <w:t>ईश्वर के दरबार से आए हैं</w:t>
-      </w:r>
-      <w:r>
-        <w:t xml:space="preserve"> और अब वह सेक्स कर रहे हैं. ऐसे पता नहीं क्या.</w:t>
-      </w:r>
-    </w:p>
-    <w:p>
+        <w:t>Ego ke liye sab kuchh bas ek object</w:t>
+      </w:r>
+      <w:r>
+        <w:t xml:space="preserve"> hai. Uska jo </w:t>
+      </w:r>
       <w:r>
         <w:rPr>
           <w:b/>
         </w:rPr>
-        <w:t>Ego's Relational Calculations</w:t>
-      </w:r>
-    </w:p>
-    <w:p>
-      <w:r>
-        <w:t xml:space="preserve">हां, </w:t>
+        <w:t>ravaiya shirt ki taraf rehta hai</w:t>
+      </w:r>
+      <w:r>
+        <w:t xml:space="preserve">, khane peene ki cheezon ke liye rehta hai, satta ki kisi kursi ke liye rehta hai, uska </w:t>
       </w:r>
       <w:r>
         <w:rPr>
           <w:b/>
         </w:rPr>
-        <w:t>ईगो का किसी से भी रिश्ता कैसा होगा</w:t>
-      </w:r>
-      <w:r>
-        <w:t xml:space="preserve">? किसी से भी क्या रिश्ता होगा? असल में </w:t>
+        <w:t>wahi ravaiya sex ke liye rehta hai</w:t>
+      </w:r>
+      <w:r>
+        <w:t xml:space="preserve">. Usko </w:t>
       </w:r>
       <w:r>
         <w:rPr>
           <w:b/>
         </w:rPr>
-        <w:t>अहंकार अहंकार को ही देखना चाहता है</w:t>
-      </w:r>
-      <w:r>
-        <w:t xml:space="preserve">. वह इस संभावना को भी नहीं गिनना चाहता कि अहंकार के अतिरिक्त भी कुछ हो सकता है. तो जैसे वह हर चीज में </w:t>
+        <w:t>nahin pata usko kya chahiye</w:t>
+      </w:r>
+      <w:r>
+        <w:t xml:space="preserve">. Toh isiliye woh </w:t>
       </w:r>
       <w:r>
         <w:rPr>
           <w:b/>
         </w:rPr>
-        <w:t>गिनती करता है, हिसाब किताब लगाता है, हानि लाभ देखता है, शोषण करता है, व्यापार</w:t>
-      </w:r>
-      <w:r>
-        <w:t xml:space="preserve"> — यही उसका काम है. वैसे ही वह पूरी दुनिया को भी समझता है. तो अगर उसकी ओर भी कोई एक बढ़ रहा होगा तो वह यह सोचेगा कि जैसे मैं किधर को भी बढ़ता हूं तो शोषण के लिए या मुनाफे के लिए ही बढ़ता हूं तो मेरी ओर भी कोई आ रहा है तो वह मेरे </w:t>
+        <w:t>har cheez ko bas istemal karna chahta hai</w:t>
+      </w:r>
+      <w:r>
+        <w:t xml:space="preserve">. </w:t>
       </w:r>
       <w:r>
         <w:rPr>
           <w:b/>
         </w:rPr>
-        <w:t>शोषण या मुनाफे के लिए ही आ रहा होगा</w:t>
-      </w:r>
-      <w:r>
-        <w:t>.</w:t>
-      </w:r>
-    </w:p>
-    <w:p>
+        <w:t>Tukka maar raha hai andhere mein</w:t>
+      </w:r>
+      <w:r>
+        <w:t xml:space="preserve">. Isko istemal karunga toh kya pata </w:t>
+      </w:r>
       <w:r>
         <w:rPr>
           <w:b/>
         </w:rPr>
-        <w:t>The Courtesan, The Sadhu, and The Illusion of Egoic Stories</w:t>
-      </w:r>
-    </w:p>
-    <w:p>
-      <w:r>
-        <w:t xml:space="preserve">बहुत सारी कहानियां हैं अलग-अलग दिशाओं से. कुछ तो हमको </w:t>
+        <w:t>bechaini mit jaaye</w:t>
+      </w:r>
+      <w:r>
+        <w:t xml:space="preserve">. </w:t>
       </w:r>
       <w:r>
         <w:rPr>
           <w:b/>
         </w:rPr>
-        <w:t>बौद्ध साहित्य में भी मिलती हैं</w:t>
-      </w:r>
-      <w:r>
-        <w:t xml:space="preserve"> कि फलानी </w:t>
+        <w:t>Mitni hai nahin, mitni hai nahin</w:t>
+      </w:r>
+      <w:r>
+        <w:t xml:space="preserve">. Toh 10 minute ke baad karvat badal ke </w:t>
       </w:r>
       <w:r>
         <w:rPr>
           <w:b/>
         </w:rPr>
-        <w:t>वेश्या थी</w:t>
-      </w:r>
-      <w:r>
-        <w:t xml:space="preserve">. और उसके पास कोई </w:t>
+        <w:t>khurrate maar raha hota hai</w:t>
+      </w:r>
+      <w:r>
+        <w:t xml:space="preserve">. Khurr khurr. Yahi hai. Tum kya kalpana kar rahe the? Ego sex. </w:t>
       </w:r>
       <w:r>
         <w:rPr>
           <w:b/>
         </w:rPr>
-        <w:t>साधु पहुंच गया</w:t>
-      </w:r>
-      <w:r>
-        <w:t xml:space="preserve">. वह बहुत दिन तक यही मानती रही कि यह भी मेरे पास मेरे </w:t>
+        <w:t>Egoless sex maane kya</w:t>
+      </w:r>
+      <w:r>
+        <w:t xml:space="preserve">? </w:t>
       </w:r>
       <w:r>
         <w:rPr>
           <w:b/>
         </w:rPr>
-        <w:t>शोषण के लिए आया होगा</w:t>
-      </w:r>
-      <w:r>
-        <w:t xml:space="preserve">. इसके भी मंसूबे काले ही हैं क्योंकि उसने इसके अलावा कभी कुछ देखा ही नहीं था. उसने जिंदगी भर अनुभव यही करा था कि उसके पास जो भी आता है अपने </w:t>
+        <w:t>Farishte aa gaye</w:t>
+      </w:r>
+      <w:r>
+        <w:t xml:space="preserve">. Idhar se idhar se </w:t>
       </w:r>
       <w:r>
         <w:rPr>
           <w:b/>
         </w:rPr>
-        <w:t>स्वार्थ की पूर्ति के लिए ही आता है</w:t>
-      </w:r>
-      <w:r>
-        <w:t xml:space="preserve">. और वैसे ही लोगों के संपर्क में रहरह कर वह भी वैसे ही स्वार्थी हो गई थी. वह भी </w:t>
+        <w:t>pariyan aa gayin</w:t>
+      </w:r>
+      <w:r>
+        <w:t>. Woh egoless hain kyunki dono seedhe upar Ishwar ke darbar se aaye hain aur ab woh sex kar rahe hain. Aise pata nahin kya.</w:t>
+      </w:r>
+    </w:p>
+    <w:p>
+      <w:pPr>
+        <w:pStyle w:val="Heading3"/>
+      </w:pPr>
+      <w:r>
+        <w:t>Ego's Self-Centered Relationships</w:t>
+      </w:r>
+    </w:p>
+    <w:p>
+      <w:r>
+        <w:t xml:space="preserve">Haan </w:t>
       </w:r>
       <w:r>
         <w:rPr>
           <w:b/>
         </w:rPr>
-        <w:t>पक्की व्यापारी</w:t>
-      </w:r>
-      <w:r>
-        <w:t xml:space="preserve"> हो गई थी. लेनदेन लेनदेन उसका भी यही चलता था. तो साधु उसकी जिंदगी में आ भी गया तो वो उस पर </w:t>
+        <w:t>ego ka kisi ke liye se bhi rishta kaisa hoga</w:t>
+      </w:r>
+      <w:r>
+        <w:t xml:space="preserve">? Kisi se bhi kya rishta hoga? Asal mein </w:t>
       </w:r>
       <w:r>
         <w:rPr>
           <w:b/>
         </w:rPr>
-        <w:t>विश्वास ही नहीं कर पाई</w:t>
-      </w:r>
-      <w:r>
-        <w:t xml:space="preserve">. और अलग कहानी में कभी आ जाएगा कि साधु पर कोई इल्जाम लगा दिया. कभी आ जाएगा कि अंततः वह समझ गई कि साधु जैसा भी कुछ होता है तो फिर वह रो पड़ी और माफी मांग ली. कभी कुछ आ जाएगा कभी कुछ आ जाएगा. आप भी ऐसी ही कोई अपनी </w:t>
+        <w:t>ahankaar ahankaar ko hi dekhna chahta hai</w:t>
+      </w:r>
+      <w:r>
+        <w:t xml:space="preserve">. Woh is sambhavna ko bhi nahin ginna chahta ki </w:t>
       </w:r>
       <w:r>
         <w:rPr>
           <w:b/>
         </w:rPr>
-        <w:t>ईगोलेस सेक्स की कहानी बना लीजिए</w:t>
-      </w:r>
-      <w:r>
-        <w:t xml:space="preserve">. अंततः साधु के संपर्क में वेश्या भी ईगोलेस हो गई और उन्होंने फिर सेक्स किया. बना लो. </w:t>
+        <w:t>ahankaar ke atirikt bhi kuchh ho sakta hai</w:t>
+      </w:r>
+      <w:r>
+        <w:t xml:space="preserve">. Toh jaise woh har cheez mein </w:t>
       </w:r>
       <w:r>
         <w:rPr>
           <w:b/>
         </w:rPr>
-        <w:t>कहानियां बनाना अहंकार का पसंदीदा शौक होता है</w:t>
-      </w:r>
-      <w:r>
-        <w:t>.</w:t>
-      </w:r>
-    </w:p>
-    <w:p>
+        <w:t>ginti karta hai, hisab kitaab lagata hai, hani laabh dekhta hai, shoshan karta hai, vyapaar</w:t>
+      </w:r>
+      <w:r>
+        <w:t xml:space="preserve"> yahi uska kaam hai. Waise hi woh poori duniya ko bhi samajhta hai. Toh agar uski ore bhi koi ek badh raha hoga toh woh yeh sochega ki jaise main kidhar ko bhi badhta hoon toh </w:t>
+      </w:r>
       <w:r>
         <w:rPr>
           <w:b/>
         </w:rPr>
-        <w:t>Egolessness Has No Story</w:t>
-      </w:r>
-    </w:p>
-    <w:p>
-      <w:r>
-        <w:t xml:space="preserve">सारी समस्या यह है कि </w:t>
+        <w:t>shoshan ke liye ya munafe ke liye hi badhta hoon</w:t>
+      </w:r>
+      <w:r>
+        <w:t xml:space="preserve">, toh meri ore bhi koi aa raha hai toh woh mere </w:t>
       </w:r>
       <w:r>
         <w:rPr>
           <w:b/>
         </w:rPr>
-        <w:t>ईगोलेसनेस में कोई कहानी होती ही नहीं</w:t>
-      </w:r>
-      <w:r>
-        <w:t xml:space="preserve">. इसीलिए हमारे पल्ले ही नहीं पड़ती. कहानी मतलब कार्य कारण. कहानी माने ऐसा हुआ, फिर इसलिए ऐसा हुआ. और इगोलेसनेस का मतलब है जो हुआ </w:t>
+        <w:t>shoshan ya munafe ke liye hi aa raha hoga</w:t>
+      </w:r>
+      <w:r>
+        <w:t>.</w:t>
+      </w:r>
+    </w:p>
+    <w:p>
+      <w:pPr>
+        <w:pStyle w:val="Heading3"/>
+      </w:pPr>
+      <w:r>
+        <w:t>The Sadhu and the Prostitute Analogy</w:t>
+      </w:r>
+    </w:p>
+    <w:p>
+      <w:r>
+        <w:t xml:space="preserve">Bahut saari kahaniyan hain alag alag dishaon se. Kuchh toh humko </w:t>
       </w:r>
       <w:r>
         <w:rPr>
           <w:b/>
         </w:rPr>
-        <w:t>सहज हुआ</w:t>
-      </w:r>
-      <w:r>
-        <w:t xml:space="preserve">. उसके पीछे </w:t>
+        <w:t>Bauddha sahitya</w:t>
+      </w:r>
+      <w:r>
+        <w:t xml:space="preserve"> mein bhi milti hain ki falani </w:t>
       </w:r>
       <w:r>
         <w:rPr>
           <w:b/>
         </w:rPr>
-        <w:t>कोई कारण नहीं है</w:t>
-      </w:r>
-      <w:r>
-        <w:t xml:space="preserve">. कारण माने स्वार्थ, मंसूबा. कोई कारण है ही नहीं. और अहंकार से बात झेली नहीं जाती कि कुछ </w:t>
+        <w:t>veshya</w:t>
+      </w:r>
+      <w:r>
+        <w:t xml:space="preserve"> thi. Aur uske paas koi </w:t>
       </w:r>
       <w:r>
         <w:rPr>
           <w:b/>
         </w:rPr>
-        <w:t>सहज भी हो सकता है</w:t>
-      </w:r>
-      <w:r>
-        <w:t xml:space="preserve">. उसकी कोई वजह नहीं होती, बस यूं ही. अप्रेम कैसा होता है? हम आपको इसकी कहानियां सुना सकते हैं. स्वार्थ की खूब कहानियां बना सकते हैं. पर </w:t>
+        <w:t>sadhu</w:t>
+      </w:r>
+      <w:r>
+        <w:t xml:space="preserve"> pahunch gaya. Woh bahut din tak yahi maanti rahi ki yeh bhi mere paas mere </w:t>
       </w:r>
       <w:r>
         <w:rPr>
           <w:b/>
         </w:rPr>
-        <w:t>प्रेम कैसा होता है</w:t>
-      </w:r>
-      <w:r>
-        <w:t xml:space="preserve">? इसकी कहानी कैसे सुनाएं? अहंकार क्या होता है? उसकी छवियां बनाई जा सकती हैं. पर </w:t>
+        <w:t>shoshan ke liye aaya hoga</w:t>
+      </w:r>
+      <w:r>
+        <w:t xml:space="preserve">. Iske bhi </w:t>
       </w:r>
       <w:r>
         <w:rPr>
           <w:b/>
         </w:rPr>
-        <w:t>अहंकार मुक्त की छवि कैसे बनाएं</w:t>
-      </w:r>
-      <w:r>
-        <w:t xml:space="preserve">? कोई यहां आया है, बैठा है इस कुर्सी पर. हम उसकी फोटो खींच सकते हैं. पर वो विदा हो गया, चला गया. अब फोटो में उसको कैसे दिखाएं? वो है ही नहीं. जो है नहीं उसकी कोई कहानी कैसे होगी? तो इसीलिए बड़ी समस्या आ जाती है. आप लोग कहते हैं अच्छा इतिहास में जरा </w:t>
+        <w:t>mansoobe kaale hi hain</w:t>
+      </w:r>
+      <w:r>
+        <w:t xml:space="preserve">. Kyunki usne iske alawa kabhi kuchh dekha hi nahin tha. Usne zindagi bhar anubhav yahi kara tha ki uske paas jo bhi aata hai apne </w:t>
       </w:r>
       <w:r>
         <w:rPr>
           <w:b/>
         </w:rPr>
-        <w:t>सच्चे प्यार का कोई उदाहरण बताइए</w:t>
-      </w:r>
-      <w:r>
-        <w:t xml:space="preserve">. ये क्या पूछ रहे हो? अच्छा </w:t>
+        <w:t>swarth ki poorti ke liye hi aata hai</w:t>
+      </w:r>
+      <w:r>
+        <w:t xml:space="preserve">. Aur waise hi logon ke sampark mein rah rah kar woh bhi waise hi </w:t>
       </w:r>
       <w:r>
         <w:rPr>
           <w:b/>
         </w:rPr>
-        <w:t>मुक्त पुरुष का कोई उदाहरण बताइए</w:t>
-      </w:r>
-      <w:r>
-        <w:t xml:space="preserve">. अच्छा </w:t>
+        <w:t>swarthi</w:t>
+      </w:r>
+      <w:r>
+        <w:t xml:space="preserve"> ho gayi thi. Woh bhi pakki </w:t>
       </w:r>
       <w:r>
         <w:rPr>
           <w:b/>
         </w:rPr>
-        <w:t>ईगोलेस सेक्स का कोई वीडियो दिखाइए</w:t>
-      </w:r>
-      <w:r>
-        <w:t>. कहां से लाए? क्या पूछ रहे हो?</w:t>
-      </w:r>
-    </w:p>
-    <w:p>
+        <w:t>vyapari</w:t>
+      </w:r>
+      <w:r>
+        <w:t xml:space="preserve"> ho gayi thi. </w:t>
+      </w:r>
       <w:r>
         <w:rPr>
           <w:b/>
         </w:rPr>
-        <w:t>The Causelessness of Truth</w:t>
-      </w:r>
-    </w:p>
-    <w:p>
-      <w:r>
-        <w:t xml:space="preserve">इसका विपरीत करना संभव है. कोई काम ईगोइक है उसका उदाहरण भी दिया जा सकता है, फोटो भी दिखाई जा सकती है, कहानी भी बताई जा सकती है. लेकिन जो </w:t>
+        <w:t>Len den len den</w:t>
+      </w:r>
+      <w:r>
+        <w:t xml:space="preserve"> uska bhi yahi chalta tha. Toh sadhu uski zindagi mein aa bhi gaya toh woh us par </w:t>
       </w:r>
       <w:r>
         <w:rPr>
           <w:b/>
         </w:rPr>
-        <w:t>असली चीज है उसकी कोई कहानी नहीं होती</w:t>
-      </w:r>
-      <w:r>
-        <w:t xml:space="preserve">. </w:t>
+        <w:t>vishwas hi nahin kar payi</w:t>
+      </w:r>
+      <w:r>
+        <w:t xml:space="preserve">. Aur alag kahani mein kabhi aa jayega ki sadhu par koi ilzam laga diya. Kabhi aa jayega ki antatah woh samajh gayi ki sadhu jaisa bhi kuchh hota hai, toh phir woh ro padi aur maafi maang li. Kabhi kuchh aa jayega, kabhi kuchh aa jayega. Aap bhi aisi hi koi apni </w:t>
       </w:r>
       <w:r>
         <w:rPr>
           <w:b/>
         </w:rPr>
-        <w:t>सत्य क्या? उसकी कोई कहानी होती है</w:t>
-      </w:r>
-      <w:r>
-        <w:t xml:space="preserve">? सत्य की कहानी होगी क्या? </w:t>
+        <w:t>egoless sex ki kahani bana lijiye</w:t>
+      </w:r>
+      <w:r>
+        <w:t xml:space="preserve">. Antatah sadhu ke sampark mein veshya bhi egoless ho gayi aur unhone phir sex kiya. Bana lo. </w:t>
       </w:r>
       <w:r>
         <w:rPr>
           <w:b/>
         </w:rPr>
-        <w:t>झूठ की कहानियां होती हैं हजार</w:t>
-      </w:r>
-      <w:r>
-        <w:t xml:space="preserve">. ईगो एक सेक्स के कारण हजार हो सकते हैं. आज मौसम अच्छा है. आज सेहत अच्छी, आज खाना अच्छा है — कुछ भी. </w:t>
+        <w:t>Kahaniyan banana ahankaar ka pasandeeda shauk hota hai</w:t>
+      </w:r>
+      <w:r>
+        <w:t>.</w:t>
+      </w:r>
+    </w:p>
+    <w:p>
+      <w:pPr>
+        <w:pStyle w:val="Heading3"/>
+      </w:pPr>
+      <w:r>
+        <w:t>Egolessness: No Story, No Cause</w:t>
+      </w:r>
+    </w:p>
+    <w:p>
+      <w:r>
+        <w:t xml:space="preserve">Saari samasya yeh hai ki </w:t>
       </w:r>
       <w:r>
         <w:rPr>
           <w:b/>
         </w:rPr>
-        <w:t>ईगोलेस सेक्स का क्या कारण होता है</w:t>
-      </w:r>
-      <w:r>
-        <w:t xml:space="preserve">? </w:t>
+        <w:t>egolessness mein koi kahani hoti hi nahin</w:t>
+      </w:r>
+      <w:r>
+        <w:t xml:space="preserve">. Isiliye hamare palle hi nahin padti. Kahani matlab </w:t>
       </w:r>
       <w:r>
         <w:rPr>
           <w:b/>
         </w:rPr>
-        <w:t>कोई कोई कारण नहीं है</w:t>
-      </w:r>
-      <w:r>
-        <w:t xml:space="preserve">. वो </w:t>
+        <w:t>karya kaaran</w:t>
+      </w:r>
+      <w:r>
+        <w:t xml:space="preserve">. Kahani maane aisa hua. Phir isliye aisa hua. Aur </w:t>
       </w:r>
       <w:r>
         <w:rPr>
           <w:b/>
         </w:rPr>
-        <w:t>सहज है</w:t>
-      </w:r>
-      <w:r>
-        <w:t xml:space="preserve">. है तो है, नहीं है तो नहीं है. बात खत्म. ना आ रहा ना पीछा. ना लेना ना देना सही है. ये वैसी सी बात है कि आप पूछे जैसे अभी बोला था ना मैंने, </w:t>
+        <w:t>egolessness ka matlab hai jo hua sahaj hua</w:t>
+      </w:r>
+      <w:r>
+        <w:t xml:space="preserve">. Uske peeche </w:t>
+      </w:r>
+      <w:r>
+        <w:rPr>
+          <w:b/>
+        </w:rPr>
+        <w:t>koi kaaran nahin hai</w:t>
+      </w:r>
+      <w:r>
+        <w:t xml:space="preserve">. </w:t>
+      </w:r>
+      <w:r>
+        <w:rPr>
+          <w:b/>
+        </w:rPr>
+        <w:t>Kaaran maane swarth mansooba</w:t>
+      </w:r>
+      <w:r>
+        <w:t xml:space="preserve">. Koi kaaran hai hi nahin. Aur </w:t>
+      </w:r>
+      <w:r>
+        <w:rPr>
+          <w:b/>
+        </w:rPr>
+        <w:t>ahankaar se baat jheli nahin jaati ki kuchh sahaj bhi ho sakta hai</w:t>
+      </w:r>
+      <w:r>
+        <w:t xml:space="preserve">. Uski koi wajah nahin hoti. Bas yun hi. </w:t>
+      </w:r>
+      <w:r>
+        <w:rPr>
+          <w:b/>
+        </w:rPr>
+        <w:t>Prem kaisa hota hai</w:t>
+      </w:r>
+      <w:r>
+        <w:t xml:space="preserve">? Hum aapko iski kahaniyan suna sakte hain. </w:t>
+      </w:r>
+      <w:r>
+        <w:rPr>
+          <w:b/>
+        </w:rPr>
+        <w:t>Swarth ki khoob kahaniyan bana sakte hain</w:t>
+      </w:r>
+      <w:r>
+        <w:t xml:space="preserve">. Par prem kaisa hota hai? Iski kahani kaise sunaen? Ahankaar kya hota hai? Uski chhaviyan banayi ja sakti hain. Par </w:t>
+      </w:r>
+      <w:r>
+        <w:rPr>
+          <w:b/>
+        </w:rPr>
+        <w:t>ahankaar mukt ki chhavi kaise banaen</w:t>
+      </w:r>
+      <w:r>
+        <w:t xml:space="preserve">? Koi yahan aaya hai, baitha hai is kursi par. Hum uski photo kheech sakte hain. Par woh vida ho gaya, chala gaya. Ab photo mein usko kaise dikhaen? Woh hai hi nahin. </w:t>
+      </w:r>
+      <w:r>
+        <w:rPr>
+          <w:b/>
+        </w:rPr>
+        <w:t>Jo hai nahin uski koi kahani kaise hogi</w:t>
+      </w:r>
+      <w:r>
+        <w:t>?</w:t>
+      </w:r>
+    </w:p>
+    <w:p>
+      <w:pPr>
+        <w:pStyle w:val="Heading3"/>
+      </w:pPr>
+      <w:r>
+        <w:t>The Impossibility of Documenting Egolessness</w:t>
+      </w:r>
+    </w:p>
+    <w:p>
+      <w:r>
+        <w:t xml:space="preserve">Toh isiliye </w:t>
+      </w:r>
+      <w:r>
+        <w:rPr>
+          <w:b/>
+        </w:rPr>
+        <w:t>badi samasya aa jaati hai</w:t>
+      </w:r>
+      <w:r>
+        <w:t xml:space="preserve">. Aap log kehte hain achha itihaas mein zara </w:t>
+      </w:r>
+      <w:r>
+        <w:rPr>
+          <w:b/>
+        </w:rPr>
+        <w:t>sachhe pyar ka koi udharan bataiye</w:t>
+      </w:r>
+      <w:r>
+        <w:t xml:space="preserve">. Yeh kya poochh rahe ho? Achha </w:t>
+      </w:r>
+      <w:r>
+        <w:rPr>
+          <w:b/>
+        </w:rPr>
+        <w:t>mukt purush ka koi udharan bataiye</w:t>
+      </w:r>
+      <w:r>
+        <w:t xml:space="preserve">. Achha </w:t>
+      </w:r>
+      <w:r>
+        <w:rPr>
+          <w:b/>
+        </w:rPr>
+        <w:t>egoless sex ka koi video dikhaiye</w:t>
+      </w:r>
+      <w:r>
+        <w:t xml:space="preserve">. Kahan se laye? Kya poochh rahe ho? Iska </w:t>
+      </w:r>
+      <w:r>
+        <w:rPr>
+          <w:b/>
+        </w:rPr>
+        <w:t>vipreet karna sambhav hai</w:t>
+      </w:r>
+      <w:r>
+        <w:t xml:space="preserve">. Koi kaam </w:t>
+      </w:r>
+      <w:r>
+        <w:rPr>
+          <w:b/>
+        </w:rPr>
+        <w:t>egoic hai uska udharan bhi diya ja sakta hai</w:t>
+      </w:r>
+      <w:r>
+        <w:t xml:space="preserve">. </w:t>
+      </w:r>
+      <w:r>
+        <w:rPr>
+          <w:b/>
+        </w:rPr>
+        <w:t>Photo bhi dikhai ja sakti hai</w:t>
+      </w:r>
+      <w:r>
+        <w:t xml:space="preserve">. </w:t>
+      </w:r>
+      <w:r>
+        <w:rPr>
+          <w:b/>
+        </w:rPr>
+        <w:t>Kahani bhi batai ja sakti hai</w:t>
+      </w:r>
+      <w:r>
+        <w:t xml:space="preserve">. Lekin jo </w:t>
+      </w:r>
+      <w:r>
+        <w:rPr>
+          <w:b/>
+        </w:rPr>
+        <w:t>asli cheez hai uski koi kahani nahin hoti</w:t>
+      </w:r>
+      <w:r>
+        <w:t xml:space="preserve">. </w:t>
+      </w:r>
+      <w:r>
+        <w:rPr>
+          <w:b/>
+        </w:rPr>
+        <w:t>Satya</w:t>
+      </w:r>
+      <w:r>
+        <w:t xml:space="preserve"> kya? Uski koi kahani hoti hai? </w:t>
+      </w:r>
+      <w:r>
+        <w:rPr>
+          <w:b/>
+        </w:rPr>
+        <w:t>Satya ki kahani hogi kya</w:t>
+      </w:r>
+      <w:r>
+        <w:t xml:space="preserve">? </w:t>
+      </w:r>
+      <w:r>
+        <w:rPr>
+          <w:b/>
+        </w:rPr>
+        <w:t>Jhooth ki kahaniyan hoti hain hazaar</w:t>
+      </w:r>
+      <w:r>
+        <w:t>.</w:t>
+      </w:r>
+    </w:p>
+    <w:p>
+      <w:pPr>
+        <w:pStyle w:val="Heading3"/>
+      </w:pPr>
+      <w:r>
+        <w:t>The Reasonlessness of Egoless Sex</w:t>
+      </w:r>
+    </w:p>
+    <w:p>
+      <w:r>
+        <w:rPr>
+          <w:b/>
+        </w:rPr>
+        <w:t>Egoic sex ke kaaran hazaar ho sakte hain</w:t>
+      </w:r>
+      <w:r>
+        <w:t xml:space="preserve">. Aaj mausam achha hai. Aaj sehat achhi, aaj khana achha hai. Kuchh bhi. </w:t>
+      </w:r>
+      <w:r>
+        <w:rPr>
+          <w:b/>
+        </w:rPr>
+        <w:t>Egoless sex ka kya kaaran hota hai</w:t>
+      </w:r>
+      <w:r>
+        <w:t xml:space="preserve">? </w:t>
+      </w:r>
+      <w:r>
+        <w:rPr>
+          <w:b/>
+        </w:rPr>
+        <w:t>Koi koi kaaran nahin hai</w:t>
+      </w:r>
+      <w:r>
+        <w:t xml:space="preserve">. Woh </w:t>
+      </w:r>
+      <w:r>
+        <w:rPr>
+          <w:b/>
+        </w:rPr>
+        <w:t>sahaj</w:t>
+      </w:r>
+      <w:r>
+        <w:t xml:space="preserve"> hai. </w:t>
+      </w:r>
+      <w:r>
+        <w:rPr>
+          <w:b/>
+        </w:rPr>
+        <w:t>Hai toh hai. Nahin hai toh nahin hai. Baat khatam</w:t>
+      </w:r>
+      <w:r>
+        <w:t xml:space="preserve">. Na aa raha na peecha. Na lena na dena. Sahi hai. Yeh waisi si baat hai ki aap poochhe jaise abhi bola tha na maine. </w:t>
       </w:r>
       <w:r>
         <w:rPr>
@@ -724,13 +1211,13 @@
         <w:t>As the wind blows and as the grass grows</w:t>
       </w:r>
       <w:r>
-        <w:t xml:space="preserve">. आपको उसका कारण बताओ. घास क्यों उगी? मैं प्रक्रिया बता सकता हूं घास के उगने की. कारण नहीं बता सकता. प्रक्रिया तो बता दूंगा. बीज पड़ा था मिट्टी में और फिर पहले एक जरा सा उसमें अंकुर फूटा होगा. फिर वैसे वह जो घास है उसका पूरा पत्ता आपको दिखाई देने लग गया. यह प्रक्रिया है. यह कारण नहीं है. </w:t>
+        <w:t xml:space="preserve">. Aapko uska kaaran batao. Ghaas kyun ugi? Main </w:t>
       </w:r>
       <w:r>
         <w:rPr>
           <w:b/>
         </w:rPr>
-        <w:t>कारण तो कुछ भी नहीं है</w:t>
+        <w:t>prakriya bata sakta hoon ghaas ke ugne ki</w:t>
       </w:r>
       <w:r>
         <w:t xml:space="preserve">. </w:t>
@@ -739,101 +1226,110 @@
         <w:rPr>
           <w:b/>
         </w:rPr>
-        <w:t>समग्र कारण है</w:t>
-      </w:r>
-      <w:r>
-        <w:t xml:space="preserve">. </w:t>
+        <w:t>Kaaran nahin bata sakta</w:t>
+      </w:r>
+      <w:r>
+        <w:t xml:space="preserve">. Prakriya toh bata dunga. Beej pada tha mitti mein aur phir pehle ek zara sa usmein ankur phoota hoga. Phir waise woh jo ghaas hai uska poora patta aapko dikhai dene lag gaya. Yeh prakriya hai. Yeh kaaran nahin hai. Kaaran toh kuchh bhi nahin hai. </w:t>
       </w:r>
       <w:r>
         <w:rPr>
           <w:b/>
         </w:rPr>
-        <w:t>The Total is the Cause</w:t>
+        <w:t>Samagra kaaran hai. The total is the cause</w:t>
       </w:r>
       <w:r>
         <w:t>.</w:t>
       </w:r>
     </w:p>
     <w:p>
+      <w:pPr>
+        <w:pStyle w:val="Heading3"/>
+      </w:pPr>
+      <w:r>
+        <w:t>Love: Unlearning Falsehoods</w:t>
+      </w:r>
+    </w:p>
+    <w:p>
+      <w:r>
+        <w:t xml:space="preserve">Humne aaj ke shlok mein yeh samjha ki jab </w:t>
+      </w:r>
       <w:r>
         <w:rPr>
           <w:b/>
         </w:rPr>
-        <w:t>Learning Love Through Negation</w:t>
-      </w:r>
-    </w:p>
-    <w:p>
-      <w:r>
-        <w:t xml:space="preserve">हमने आज के श्लोक में ये समझा कि जब </w:t>
+        <w:t>aham nahin rahega toh prakriti apna kaam karegi</w:t>
+      </w:r>
+      <w:r>
+        <w:t xml:space="preserve"> aur </w:t>
       </w:r>
       <w:r>
         <w:rPr>
           <w:b/>
         </w:rPr>
-        <w:t>अहम नहीं रहेगा तो प्रकृति अपना काम करेगी</w:t>
-      </w:r>
-      <w:r>
-        <w:t xml:space="preserve"> और प्रकृति है वही कर्ता है, वही कर्म है. लेकिन हम यह भी सीख रहे हैं कि प्रेम अप्राकृतिक है, प्रेम नेचुरल नहीं है. </w:t>
+        <w:t>prakriti hai wahi karta hai, wahi karma hai</w:t>
+      </w:r>
+      <w:r>
+        <w:t xml:space="preserve">. Lekin hum yeh bhi seekh rahe hain ki prem aprakrutik hai. </w:t>
       </w:r>
       <w:r>
         <w:rPr>
           <w:b/>
         </w:rPr>
-        <w:t>प्रेम सीखना पड़ता है</w:t>
-      </w:r>
-      <w:r>
-        <w:t xml:space="preserve">. तो जो संतों का प्रेम है तो वो तो फिर प्रेम किसको सीखना पड़ता है? </w:t>
+        <w:t>Prem seekhna padta hai</w:t>
+      </w:r>
+      <w:r>
+        <w:t xml:space="preserve">. Toh jo santon ki ka prem hai toh woh toh phir prem kisko seekhna padta hai? </w:t>
       </w:r>
       <w:r>
         <w:rPr>
           <w:b/>
         </w:rPr>
-        <w:t>अहंकार</w:t>
-      </w:r>
-      <w:r>
-        <w:t xml:space="preserve">. अहंकार को. वो प्रेम जब सीखता है तो क्या सीखता है? आपको आपने जब प्रेम सीखा था, सीखा था. उसमें जो एक्टिविटी भी होती है उसका नाम होता है </w:t>
+        <w:t>Ahankaar. Ahankaar ko</w:t>
+      </w:r>
+      <w:r>
+        <w:t xml:space="preserve">. Woh prem jab seekhta hai toh kya seekhta hai? Aapko aapne jab prem seekha tha, seekha tha. Usmein jo activity bhi hoti hai uska naam hota hai </w:t>
       </w:r>
       <w:r>
         <w:rPr>
           <w:b/>
         </w:rPr>
-        <w:t>Love is Not</w:t>
-      </w:r>
-      <w:r>
-        <w:t xml:space="preserve">. उस सीखने का मतलब होता है </w:t>
+        <w:t>Love is not</w:t>
+      </w:r>
+      <w:r>
+        <w:t xml:space="preserve">. Us </w:t>
       </w:r>
       <w:r>
         <w:rPr>
           <w:b/>
         </w:rPr>
-        <w:t>अपने आप को मिटाना</w:t>
-      </w:r>
-      <w:r>
-        <w:t xml:space="preserve">. अपने आप को मिटाना. प्रेम सीखना पड़ता है. माने कोई कामसूत्र थोड़ी है कि विधियां सीखोगे. </w:t>
+        <w:t>seekhne ka matlab hota hai apne aap ko mitana</w:t>
+      </w:r>
+      <w:r>
+        <w:t xml:space="preserve">. </w:t>
       </w:r>
       <w:r>
         <w:rPr>
           <w:b/>
         </w:rPr>
-        <w:t>प्रेम सीखना पड़ता है</w:t>
-      </w:r>
-      <w:r>
-        <w:t xml:space="preserve">. माने जो कुछ तुम माने बैठे थे कि प्रेम है, प्रेम वो नहीं होता. </w:t>
+        <w:t>Apne aap ko mitana</w:t>
+      </w:r>
+      <w:r>
+        <w:t xml:space="preserve">. Prem seekhna padta hai. Maane koi </w:t>
       </w:r>
       <w:r>
         <w:rPr>
           <w:b/>
         </w:rPr>
-        <w:t>Love is not attraction</w:t>
-      </w:r>
-      <w:r>
-        <w:t xml:space="preserve">. </w:t>
+        <w:t>Kamasutra thodi hai</w:t>
+      </w:r>
+      <w:r>
+        <w:t xml:space="preserve"> ki vidhiyan seekhoge. Prem seekhna padta hai. Maane jo kuchh tum maane baithe the ki prem hai. </w:t>
       </w:r>
       <w:r>
         <w:rPr>
           <w:b/>
         </w:rPr>
-        <w:t>Love is not attachment</w:t>
+        <w:t>Prem woh nahin hota</w:t>
       </w:r>
       <w:r>
         <w:t xml:space="preserve">. </w:t>
@@ -842,7 +1338,7 @@
         <w:rPr>
           <w:b/>
         </w:rPr>
-        <w:t>Love is not desire</w:t>
+        <w:t>Love is not attraction. Love is not attachment. Love is not desire. Love is not romance</w:t>
       </w:r>
       <w:r>
         <w:t xml:space="preserve">. </w:t>
@@ -851,202 +1347,355 @@
         <w:rPr>
           <w:b/>
         </w:rPr>
-        <w:t>Love is not romance</w:t>
-      </w:r>
-      <w:r>
-        <w:t xml:space="preserve">. </w:t>
+        <w:t>Not not maane nakar, neti</w:t>
+      </w:r>
+      <w:r>
+        <w:t xml:space="preserve">. Toh </w:t>
       </w:r>
       <w:r>
         <w:rPr>
           <w:b/>
         </w:rPr>
-        <w:t>Not Not माने नकार, नेति</w:t>
-      </w:r>
-      <w:r>
-        <w:t xml:space="preserve">. तो प्रेम सीखना होता है. इसका मतलब यह नहीं होता प्रेम अप्राकृतिक होता है. इसका मतलब है कि जो अपने आप को प्रकृति से अलग माने बैठा है – कौन? उसकी </w:t>
+        <w:t>prem seekhna hota hai</w:t>
+      </w:r>
+      <w:r>
+        <w:t>. Iska matlab yeh nahin hota prem aprakrutik hota hai.</w:t>
+      </w:r>
+    </w:p>
+    <w:p>
+      <w:pPr>
+        <w:pStyle w:val="Heading3"/>
+      </w:pPr>
+      <w:r>
+        <w:t>Correcting the Misconception of Unnatural Love</w:t>
+      </w:r>
+    </w:p>
+    <w:p>
+      <w:r>
+        <w:t xml:space="preserve">Iska matlab hai ki jo </w:t>
       </w:r>
       <w:r>
         <w:rPr>
           <w:b/>
         </w:rPr>
-        <w:t>नेति करनी होती है</w:t>
-      </w:r>
-      <w:r>
-        <w:t xml:space="preserve">. तब </w:t>
+        <w:t>apne aap ko prakriti se alag maane baitha hai</w:t>
+      </w:r>
+      <w:r>
+        <w:t xml:space="preserve">. Kaun? Uski </w:t>
       </w:r>
       <w:r>
         <w:rPr>
           <w:b/>
         </w:rPr>
-        <w:t>प्रेम उभरता है</w:t>
-      </w:r>
-      <w:r>
-        <w:t>.</w:t>
-      </w:r>
-    </w:p>
-    <w:p>
+        <w:t>neti karni hoti hai</w:t>
+      </w:r>
+      <w:r>
+        <w:t xml:space="preserve">. Tab </w:t>
+      </w:r>
       <w:r>
         <w:rPr>
           <w:b/>
         </w:rPr>
-        <w:t>Correcting the Misconception: Love is Not Unnatural</w:t>
-      </w:r>
-    </w:p>
-    <w:p>
-      <w:r>
-        <w:t>"</w:t>
+        <w:t>prem ubharta hai</w:t>
+      </w:r>
+      <w:r>
+        <w:t xml:space="preserve">. </w:t>
       </w:r>
       <w:r>
         <w:rPr>
           <w:b/>
         </w:rPr>
-        <w:t>प्रेम अप्राकृतिक होता है</w:t>
-      </w:r>
-      <w:r>
-        <w:t xml:space="preserve">?" यह कैसी बात हो गई? "प्रेम अप्राकृतिक होता है?" यह कहां से आ गया? जो मैं बोलूं उतना ही करा करिए. </w:t>
+        <w:t>Prem aprakrutik hota hai</w:t>
+      </w:r>
+      <w:r>
+        <w:t xml:space="preserve">. Yeh kaisi baat ho gayi? </w:t>
       </w:r>
       <w:r>
         <w:rPr>
           <w:b/>
         </w:rPr>
-        <w:t>अहंकार उसमें जोड़ तोड़ देता है</w:t>
-      </w:r>
-      <w:r>
-        <w:t xml:space="preserve">. हजारों घंटे मैंने बोला होगा. एक बार कहीं आपको यह नहीं मिलेगा, "प्रेम अप्राकृतिक होता है." पर देखो क्या करते हैं हम. </w:t>
+        <w:t>Prem aprakrutik hota hai</w:t>
+      </w:r>
+      <w:r>
+        <w:t xml:space="preserve">. Yeh kahan se aa gaya? Jo main bolun utna hi kara kariye. </w:t>
       </w:r>
       <w:r>
         <w:rPr>
           <w:b/>
         </w:rPr>
-        <w:t>कान नहीं सुन रहे</w:t>
-      </w:r>
-      <w:r>
-        <w:t xml:space="preserve">. कौन सुन रहा है? तो उसने सुनी हुई बात को क्या करा? अपने हिसाब से मोड़ दिया. "प्रेम अप्राकृतिक होता है." नहीं एकदम नहीं. </w:t>
+        <w:t>Ahankaar usmein jod tod deta hai</w:t>
+      </w:r>
+      <w:r>
+        <w:t xml:space="preserve">. Hazaron ghante maine bola hoga. Ek baar kahin aapko yeh nahin milega. </w:t>
       </w:r>
       <w:r>
         <w:rPr>
           <w:b/>
         </w:rPr>
-        <w:t>अहंकार होता है जो अपने आप को मानता है प्रकृति से अलग</w:t>
-      </w:r>
-      <w:r>
-        <w:t>. और उसके लिए फिर प्रेम की परिभाषा यही होती है कि भोग लो. जब वह भोग को भोग नहीं कह सकता तो भोग को प्रेम कह देता है.</w:t>
-      </w:r>
-    </w:p>
-    <w:p>
+        <w:t>Prem aprakrutik hota hai</w:t>
+      </w:r>
+      <w:r>
+        <w:t xml:space="preserve">. Par dekho kya karte hain hum. Kaan nahin sun rahe. Kaun sun raha hai? Toh usne suni hui baat ko kya kara? </w:t>
+      </w:r>
       <w:r>
         <w:rPr>
           <w:b/>
         </w:rPr>
-        <w:t>The Deeper Meaning of Learning in Spirituality</w:t>
-      </w:r>
-    </w:p>
-    <w:p>
-      <w:r>
-        <w:t xml:space="preserve">अध्यात्म में </w:t>
+        <w:t>Apne hisab se mod diya</w:t>
+      </w:r>
+      <w:r>
+        <w:t xml:space="preserve">. Prem aprakrutik hota hai. Nahin ekdam nahin. </w:t>
       </w:r>
       <w:r>
         <w:rPr>
           <w:b/>
         </w:rPr>
-        <w:t>Learning का मतलब हमेशा मिटाना होता है</w:t>
-      </w:r>
-      <w:r>
-        <w:t xml:space="preserve">, भूलना होता है. अध्यात्म में प्रेम सीखना या कुछ भी सीखना, ज्ञान सीखना, ज्ञान सीखना पड़ता है. अध्यात्म ज्ञान ही क्या होता है? ज्ञान ही क्या होता है? हां, हटाना. </w:t>
+        <w:t>Ahankaar hota hai jo apne aap ko manta hai prakriti se alag</w:t>
+      </w:r>
+      <w:r>
+        <w:t xml:space="preserve">. Aur uske liye phir </w:t>
       </w:r>
       <w:r>
         <w:rPr>
           <w:b/>
         </w:rPr>
-        <w:t>सीख शब्द भी छोटी सी एक विकृति है</w:t>
-      </w:r>
-      <w:r>
-        <w:t xml:space="preserve">. वो कहां से आई है? शिष्य से. शिष्य ही कौन होता है? अज्ञानी. शिष्य की क्या परिभाषा होती है? </w:t>
+        <w:t>prem ki paribhasha yahi hoti hai ki bhog lo</w:t>
+      </w:r>
+      <w:r>
+        <w:t xml:space="preserve">. Jab woh bhog ko bhog nahin kah sakta toh </w:t>
       </w:r>
       <w:r>
         <w:rPr>
           <w:b/>
         </w:rPr>
-        <w:t>जो हटने को तैयार हो</w:t>
-      </w:r>
-      <w:r>
-        <w:t xml:space="preserve">. जो गुरु के सामने आकर अड़ जाए, अटक जाए, अकड़ जाए वो नहीं शिष्य होता. </w:t>
+        <w:t>bhog ko prem keh deta hai</w:t>
+      </w:r>
+      <w:r>
+        <w:t>.</w:t>
+      </w:r>
+    </w:p>
+    <w:p>
+      <w:pPr>
+        <w:pStyle w:val="Heading3"/>
+      </w:pPr>
+      <w:r>
+        <w:t>Spiritual Learning as Unlearning</w:t>
+      </w:r>
+    </w:p>
+    <w:p>
+      <w:r>
+        <w:t xml:space="preserve">Toh </w:t>
       </w:r>
       <w:r>
         <w:rPr>
           <w:b/>
         </w:rPr>
-        <w:t>शिष्य माने जो हटने को तैयार हो</w:t>
-      </w:r>
-      <w:r>
-        <w:t xml:space="preserve">. तो उसी शिष्य से सीख आया है. सीख माने </w:t>
+        <w:t>prem seekhna padta hai</w:t>
+      </w:r>
+      <w:r>
+        <w:t xml:space="preserve">. Maane tum jo maane baithe ho ki prem hai. Tum jo pakde baithe ho ki prem ki paribhasha hai. Usko </w:t>
       </w:r>
       <w:r>
         <w:rPr>
           <w:b/>
         </w:rPr>
-        <w:t>हटने की तैयारी</w:t>
-      </w:r>
-      <w:r>
-        <w:t>.</w:t>
-      </w:r>
-    </w:p>
-    <w:p>
+        <w:t>unseekha karo</w:t>
+      </w:r>
+      <w:r>
+        <w:t xml:space="preserve">. Adhyatm mein </w:t>
+      </w:r>
       <w:r>
         <w:rPr>
           <w:b/>
         </w:rPr>
-        <w:t>Unlearning as the Path to True Love</w:t>
-      </w:r>
-    </w:p>
-    <w:p>
-      <w:r>
-        <w:t xml:space="preserve">क्यों? क्योंकि तुम हमेशा कुछ लेकर आते हो. शुरुआती बिंदु ही है मान्यता. शुरुआती बिंदु ही है होना. तो अंत होना है ना होने पर. यह शुरुआत है. यह किससे हो रही है? </w:t>
+        <w:t>learning ka matlab hamesha mitana hota hai</w:t>
+      </w:r>
+      <w:r>
+        <w:t xml:space="preserve">. </w:t>
       </w:r>
       <w:r>
         <w:rPr>
           <w:b/>
         </w:rPr>
-        <w:t>होने से</w:t>
-      </w:r>
-      <w:r>
-        <w:t xml:space="preserve">. क्या होने से? यह मानने से, ऐसा होने से, यह पकड़ने से, यह धारणा है, यह है वो है. 50 चीजें हैं. फिर जो सीखने की या Learning की प्रक्रिया है उसका मतलब है </w:t>
+        <w:t>Bhoolna hota hai</w:t>
+      </w:r>
+      <w:r>
+        <w:t xml:space="preserve">. Adhyatm mein prem seekhna ya kuchh bhi seekhna. </w:t>
       </w:r>
       <w:r>
         <w:rPr>
           <w:b/>
         </w:rPr>
-        <w:t>यह सब कुछ जो था इसका हटना</w:t>
-      </w:r>
-      <w:r>
-        <w:t xml:space="preserve">. तो अध्यात्म में </w:t>
+        <w:t>Gyan seekhna</w:t>
+      </w:r>
+      <w:r>
+        <w:t xml:space="preserve">, gyan seekhna padta hai. Adhyatm gyan hi kya hota hai? Gyan hi kya hota hai? Haan. </w:t>
       </w:r>
       <w:r>
         <w:rPr>
           <w:b/>
         </w:rPr>
-        <w:t>Learning माने Unlearning होता है</w:t>
-      </w:r>
-      <w:r>
-        <w:t xml:space="preserve">. प्रेम सीखना पड़ता है का भी मतलब यही है कि जो कुछ भी अहंकार प्रेम को माने बैठा था उसको </w:t>
+        <w:t>Hatana</w:t>
+      </w:r>
+      <w:r>
+        <w:t xml:space="preserve">. Seekh shabd bhi chhoti si ek vikruti hai. Woh kahan se aayi hai? </w:t>
       </w:r>
       <w:r>
         <w:rPr>
           <w:b/>
         </w:rPr>
-        <w:t>अनलर्न कर दिया</w:t>
-      </w:r>
-      <w:r>
-        <w:t xml:space="preserve">. उसको हटा दिया. उसको त्याग दिया. </w:t>
+        <w:t>Shishya se</w:t>
+      </w:r>
+      <w:r>
+        <w:t xml:space="preserve">. Shishya hi kaun hota hai? </w:t>
       </w:r>
       <w:r>
         <w:rPr>
           <w:b/>
         </w:rPr>
-        <w:t>वो नहीं प्रेम है</w:t>
-      </w:r>
-      <w:r>
-        <w:t>. यह मान लिया. प्रेम कोई कलाबाजी थोड़ी है. प्रेम कोई सिद्धांत थोड़ी है. कोई कला कोई स्किल थोड़ी है कि सीखोगे? तो हम चला देते 15 दिन का कोर्स हम.</w:t>
+        <w:t>Agyani</w:t>
+      </w:r>
+      <w:r>
+        <w:t xml:space="preserve">. Shishya ki kya paribhasha hoti hai? </w:t>
+      </w:r>
+      <w:r>
+        <w:rPr>
+          <w:b/>
+        </w:rPr>
+        <w:t>Jo hatne ko taiyar ho</w:t>
+      </w:r>
+      <w:r>
+        <w:t xml:space="preserve">. Jo guru ke samne aakar ad jaaye, atak jaaye, akad jaaye woh nahin shishya hota. Shishya maane jo </w:t>
+      </w:r>
+      <w:r>
+        <w:rPr>
+          <w:b/>
+        </w:rPr>
+        <w:t>hatne ko taiyar ho</w:t>
+      </w:r>
+      <w:r>
+        <w:t xml:space="preserve">. Toh usi shishya se seekh aaya hai. </w:t>
+      </w:r>
+      <w:r>
+        <w:rPr>
+          <w:b/>
+        </w:rPr>
+        <w:t>Seekh maane hatne ki taiyari</w:t>
+      </w:r>
+      <w:r>
+        <w:t xml:space="preserve">. Kyon? Kyunki tum hamesha kuchh lekar aate ho. </w:t>
+      </w:r>
+      <w:r>
+        <w:rPr>
+          <w:b/>
+        </w:rPr>
+        <w:t>Shuruati bindu hi hai manyata</w:t>
+      </w:r>
+      <w:r>
+        <w:t xml:space="preserve">. </w:t>
+      </w:r>
+      <w:r>
+        <w:rPr>
+          <w:b/>
+        </w:rPr>
+        <w:t>Shuruati bindu hi hai hona</w:t>
+      </w:r>
+      <w:r>
+        <w:t>.</w:t>
+      </w:r>
+    </w:p>
+    <w:p>
+      <w:pPr>
+        <w:pStyle w:val="Heading3"/>
+      </w:pPr>
+      <w:r>
+        <w:t>Dismantling Ego's Definition of Love</w:t>
+      </w:r>
+    </w:p>
+    <w:p>
+      <w:r>
+        <w:t xml:space="preserve">Toh </w:t>
+      </w:r>
+      <w:r>
+        <w:rPr>
+          <w:b/>
+        </w:rPr>
+        <w:t>ant hona hai na hone par</w:t>
+      </w:r>
+      <w:r>
+        <w:t xml:space="preserve">. Yeh shuruat hai. Yeh kisse ho rahi hai? Hone se. Kya hone se? Yeh manne se, aisa hone se, yeh pakadne se, yeh dharana hai, yeh hai woh hai. 50 cheezein hain. Phir jo </w:t>
+      </w:r>
+      <w:r>
+        <w:rPr>
+          <w:b/>
+        </w:rPr>
+        <w:t>seekhne ki ya learning ki prakriya hai uska matlab hai yeh sab kuchh jo tha iska hatna</w:t>
+      </w:r>
+      <w:r>
+        <w:t xml:space="preserve">. Toh adhyatm mein </w:t>
+      </w:r>
+      <w:r>
+        <w:rPr>
+          <w:b/>
+        </w:rPr>
+        <w:t>learning maane unlearning hota hai</w:t>
+      </w:r>
+      <w:r>
+        <w:t xml:space="preserve">. Prem seekhna padta hai ka bhi matlab yahi hai ki jo kuchh bhi </w:t>
+      </w:r>
+      <w:r>
+        <w:rPr>
+          <w:b/>
+        </w:rPr>
+        <w:t>ahankaar prem ko maane baitha tha usko unlearn kar diya</w:t>
+      </w:r>
+      <w:r>
+        <w:t xml:space="preserve">. Usko </w:t>
+      </w:r>
+      <w:r>
+        <w:rPr>
+          <w:b/>
+        </w:rPr>
+        <w:t>hata diya</w:t>
+      </w:r>
+      <w:r>
+        <w:t xml:space="preserve">. Usko </w:t>
+      </w:r>
+      <w:r>
+        <w:rPr>
+          <w:b/>
+        </w:rPr>
+        <w:t>tyag diya</w:t>
+      </w:r>
+      <w:r>
+        <w:t xml:space="preserve">. Woh nahin prem hai. Yeh maan liya. Prem koi </w:t>
+      </w:r>
+      <w:r>
+        <w:rPr>
+          <w:b/>
+        </w:rPr>
+        <w:t>kalabaazi thodi hai</w:t>
+      </w:r>
+      <w:r>
+        <w:t xml:space="preserve">. Prem koi </w:t>
+      </w:r>
+      <w:r>
+        <w:rPr>
+          <w:b/>
+        </w:rPr>
+        <w:t>siddhant thodi hai</w:t>
+      </w:r>
+      <w:r>
+        <w:t xml:space="preserve">. Koi kala koi </w:t>
+      </w:r>
+      <w:r>
+        <w:rPr>
+          <w:b/>
+        </w:rPr>
+        <w:t>skill thodi hai</w:t>
+      </w:r>
+      <w:r>
+        <w:t xml:space="preserve"> ki seekhoge. Toh hum chala dete 15 din ka course hum.</w:t>
       </w:r>
     </w:p>
     <w:sectPr>

--- a/src/mp3_transcribe_gemini/YouTube_Transcripts/ललकार/ईगोलैस सेक्स क्या होता है  आचार्य प्रशांत (2026).docx
+++ b/src/mp3_transcribe_gemini/YouTube_Transcripts/ललकार/ईगोलैस सेक्स क्या होता है  आचार्य प्रशांत (2026).docx
@@ -1,1706 +1,2872 @@
 
 <file path=word/document.xml><?xml version="1.0" encoding="utf-8"?>
-<w:document xmlns:wpc="http://schemas.microsoft.com/office/word/2010/wordprocessingCanvas" xmlns:mo="http://schemas.microsoft.com/office/mac/office/2008/main" xmlns:mc="http://schemas.openxmlformats.org/markup-compatibility/2006" xmlns:mv="urn:schemas-microsoft-com:mac:vml" xmlns:o="urn:schemas-microsoft-com:office:office" xmlns:r="http://schemas.openxmlformats.org/officeDocument/2006/relationships" xmlns:m="http://schemas.openxmlformats.org/officeDocument/2006/math" xmlns:v="urn:schemas-microsoft-com:vml" xmlns:wp14="http://schemas.microsoft.com/office/word/2010/wordprocessingDrawing" xmlns:wp="http://schemas.openxmlformats.org/drawingml/2006/wordprocessingDrawing" xmlns:w10="urn:schemas-microsoft-com:office:word" xmlns:w="http://schemas.openxmlformats.org/wordprocessingml/2006/main" xmlns:w14="http://schemas.microsoft.com/office/word/2010/wordml" xmlns:wpg="http://schemas.microsoft.com/office/word/2010/wordprocessingGroup" xmlns:wpi="http://schemas.microsoft.com/office/word/2010/wordprocessingInk" xmlns:wne="http://schemas.microsoft.com/office/word/2006/wordml" xmlns:wps="http://schemas.microsoft.com/office/word/2010/wordprocessingShape" mc:Ignorable="w14 wp14">
+<w:document xmlns:ve="http://schemas.openxmlformats.org/markup-compatibility/2006" xmlns:o="urn:schemas-microsoft-com:office:office" xmlns:r="http://schemas.openxmlformats.org/officeDocument/2006/relationships" xmlns:m="http://schemas.openxmlformats.org/officeDocument/2006/math" xmlns:v="urn:schemas-microsoft-com:vml" xmlns:wp="http://schemas.openxmlformats.org/drawingml/2006/wordprocessingDrawing" xmlns:w10="urn:schemas-microsoft-com:office:word" xmlns:w="http://schemas.openxmlformats.org/wordprocessingml/2006/main" xmlns:wne="http://schemas.microsoft.com/office/word/2006/wordml">
   <w:body>
     <w:p>
       <w:pPr>
         <w:pStyle w:val="Heading1"/>
+        <w:rPr>
+          <w:sz w:val="24"/>
+        </w:rPr>
       </w:pPr>
       <w:r>
-        <w:t>Source: ईगोलैस सेक्स क्या होता है? || आचार्य प्रशांत (2026)</w:t>
+        <w:rPr>
+          <w:sz w:val="24"/>
+        </w:rPr>
+        <w:t xml:space="preserve">Source: </w:t>
+      </w:r>
+      <w:r>
+        <w:rPr>
+          <w:sz w:val="24"/>
+        </w:rPr>
+        <w:t>EGO LESS sex kya hota hai | Acharya Prashant</w:t>
+      </w:r>
+      <w:r>
+        <w:rPr>
+          <w:sz w:val="24"/>
+        </w:rPr>
+        <w:t xml:space="preserve"> (2026)</w:t>
       </w:r>
     </w:p>
     <w:p>
       <w:pPr>
         <w:pStyle w:val="Heading3"/>
+        <w:rPr>
+          <w:sz w:val="20"/>
+        </w:rPr>
       </w:pPr>
       <w:r>
+        <w:rPr>
+          <w:sz w:val="20"/>
+        </w:rPr>
         <w:t>The Quest for Egoless Sex</w:t>
       </w:r>
     </w:p>
     <w:p>
-      <w:r>
+      <w:pPr>
+        <w:rPr>
+          <w:sz w:val="20"/>
+        </w:rPr>
+      </w:pPr>
+      <w:r>
+        <w:rPr>
+          <w:sz w:val="20"/>
+        </w:rPr>
         <w:t xml:space="preserve">Namaskar Acharya ji. Egoless sex kaise ho sakta hai? Is par mujhe thodi </w:t>
       </w:r>
       <w:r>
         <w:rPr>
           <w:b/>
+          <w:sz w:val="20"/>
         </w:rPr>
         <w:t>gehrai chahiye</w:t>
       </w:r>
       <w:r>
+        <w:rPr>
+          <w:sz w:val="20"/>
+        </w:rPr>
         <w:t xml:space="preserve">. Tumhara bas chale toh </w:t>
       </w:r>
       <w:r>
         <w:rPr>
           <w:b/>
+          <w:sz w:val="20"/>
         </w:rPr>
         <w:t>demonstration</w:t>
       </w:r>
       <w:r>
+        <w:rPr>
+          <w:sz w:val="20"/>
+        </w:rPr>
         <w:t xml:space="preserve"> bhi maang lo. Kaise ho sakta hai maane kya? Kaise maane kya </w:t>
       </w:r>
       <w:r>
         <w:rPr>
           <w:b/>
+          <w:sz w:val="20"/>
         </w:rPr>
         <w:t>vidhi, technique</w:t>
       </w:r>
       <w:r>
+        <w:rPr>
+          <w:sz w:val="20"/>
+        </w:rPr>
         <w:t xml:space="preserve"> kya bataun? Tum kya </w:t>
       </w:r>
       <w:r>
         <w:rPr>
           <w:b/>
+          <w:sz w:val="20"/>
         </w:rPr>
         <w:t>kalpana</w:t>
       </w:r>
       <w:r>
+        <w:rPr>
+          <w:sz w:val="20"/>
+        </w:rPr>
         <w:t xml:space="preserve"> kar rahe the? Egoless sex maane kya? Ab </w:t>
       </w:r>
       <w:r>
         <w:rPr>
           <w:b/>
+          <w:sz w:val="20"/>
         </w:rPr>
         <w:t>farishte</w:t>
       </w:r>
       <w:r>
+        <w:rPr>
+          <w:sz w:val="20"/>
+        </w:rPr>
         <w:t xml:space="preserve"> aa gaye idhar se, aur idhar se </w:t>
       </w:r>
       <w:r>
         <w:rPr>
           <w:b/>
+          <w:sz w:val="20"/>
         </w:rPr>
         <w:t>pariyan</w:t>
       </w:r>
       <w:r>
-        <w:t xml:space="preserve"> aa gayin, woh egoless hain, kyunki dono seedhe upar Ishwar ke darbar se aaye hain, aur ab woh sex kar rahe hain. Aise pata nahin kya. </w:t>
+        <w:rPr>
+          <w:sz w:val="20"/>
+        </w:rPr>
+        <w:t xml:space="preserve"> aa gayin, woh egoless hain, kyunki dono seedhe upar Ishwar ke </w:t>
+      </w:r>
+      <w:r>
+        <w:rPr>
+          <w:sz w:val="20"/>
+        </w:rPr>
+        <w:t xml:space="preserve">darbar se aaye hain, aur ab woh sex kar rahe hain. Aise pata nahin kya. </w:t>
       </w:r>
       <w:r>
         <w:rPr>
           <w:b/>
+          <w:sz w:val="20"/>
         </w:rPr>
         <w:t>Egoic sex ke kaaran hazaar</w:t>
       </w:r>
       <w:r>
-        <w:t xml:space="preserve"> ho sakte hain. Aaj mausam achha hai, aaj sehat achhi, aaj khana achha hai. Kuchh bhi. Ego ke liye sab kuchh bas. Namaskar Acharya ji. Mera naam Amit Bhagat hai, aur main CISF mein constable pad par abhi hoon. Acharya ji, aaj ke satra se mera sawal hai ki egoless sex kaise ho sakta hai? Is par mujhe thodi gehrai chahiye. Tumhara bas chale toh </w:t>
+        <w:rPr>
+          <w:sz w:val="20"/>
+        </w:rPr>
+        <w:t xml:space="preserve"> ho sakte hain. Aaj mausam achha hai, aaj sehat achhi, aaj khana achha hai. Kuchh bhi. Ego ke liye sab kuchh bas. Namaskar Acharya ji. Mera naam Amit Bhagat h</w:t>
+      </w:r>
+      <w:r>
+        <w:rPr>
+          <w:sz w:val="20"/>
+        </w:rPr>
+        <w:t xml:space="preserve">ai, aur main CISF mein constable pad par abhi hoon. Acharya ji, aaj ke satra se mera sawal hai ki egoless sex kaise ho sakta hai? Is par mujhe thodi gehrai chahiye. Tumhara bas chale toh </w:t>
       </w:r>
       <w:r>
         <w:rPr>
           <w:b/>
+          <w:sz w:val="20"/>
         </w:rPr>
         <w:t>demonstration</w:t>
       </w:r>
       <w:r>
-        <w:t xml:space="preserve"> bhi maang lo. Kaise ho sakta hai? Maane kya, kaise maane kya </w:t>
+        <w:rPr>
+          <w:sz w:val="20"/>
+        </w:rPr>
+        <w:t xml:space="preserve"> bhi maang lo. Kaise ho sakta hai? Maane kya, kaise maan</w:t>
+      </w:r>
+      <w:r>
+        <w:rPr>
+          <w:sz w:val="20"/>
+        </w:rPr>
+        <w:t xml:space="preserve">e kya </w:t>
       </w:r>
       <w:r>
         <w:rPr>
           <w:b/>
+          <w:sz w:val="20"/>
         </w:rPr>
         <w:t>vidhi, technique</w:t>
       </w:r>
       <w:r>
+        <w:rPr>
+          <w:sz w:val="20"/>
+        </w:rPr>
         <w:t>? Kya bataun?</w:t>
       </w:r>
     </w:p>
     <w:p>
       <w:pPr>
         <w:pStyle w:val="Heading3"/>
+        <w:rPr>
+          <w:sz w:val="20"/>
+        </w:rPr>
       </w:pPr>
       <w:r>
+        <w:rPr>
+          <w:sz w:val="20"/>
+        </w:rPr>
         <w:t>Ego's Objectification in Relationships</w:t>
       </w:r>
     </w:p>
     <w:p>
-      <w:r>
+      <w:pPr>
+        <w:rPr>
+          <w:sz w:val="20"/>
+        </w:rPr>
+      </w:pPr>
+      <w:r>
+        <w:rPr>
+          <w:sz w:val="20"/>
+        </w:rPr>
         <w:t xml:space="preserve">Jab </w:t>
       </w:r>
       <w:r>
         <w:rPr>
           <w:b/>
+          <w:sz w:val="20"/>
         </w:rPr>
         <w:t>ego kisi body ko dekhti hai</w:t>
       </w:r>
       <w:r>
+        <w:rPr>
+          <w:sz w:val="20"/>
+        </w:rPr>
         <w:t xml:space="preserve"> toh waise hi dekhti hai jaise woh kisi bhi </w:t>
       </w:r>
       <w:r>
         <w:rPr>
           <w:b/>
+          <w:sz w:val="20"/>
         </w:rPr>
         <w:t>object</w:t>
       </w:r>
       <w:r>
-        <w:t xml:space="preserve"> ko dekhti hai. Jab ego kisi body ko dekhti hai toh waise hi toh dekhegi jaise woh car ko ya cake ko ya makan ko ya paise ko dekhti hai, waise hi dekhegi. Aur woh kya karegi? </w:t>
+        <w:rPr>
+          <w:sz w:val="20"/>
+        </w:rPr>
+        <w:t xml:space="preserve"> ko dekhti hai. Jab ego kisi body ko dekhti hai toh waise hi toh dekhegi jaise woh car ko ya cake ko</w:t>
+      </w:r>
+      <w:r>
+        <w:rPr>
+          <w:sz w:val="20"/>
+        </w:rPr>
+        <w:t xml:space="preserve"> ya makan ko ya paise ko dekhti hai, waise hi dekhegi. Aur woh kya karegi? </w:t>
       </w:r>
       <w:r>
         <w:rPr>
           <w:b/>
+          <w:sz w:val="20"/>
         </w:rPr>
         <w:t>Ahankaar maane kya</w:t>
       </w:r>
       <w:r>
+        <w:rPr>
+          <w:sz w:val="20"/>
+        </w:rPr>
         <w:t xml:space="preserve">? </w:t>
       </w:r>
       <w:r>
         <w:rPr>
           <w:b/>
+          <w:sz w:val="20"/>
         </w:rPr>
         <w:t>Ego maane kya</w:t>
       </w:r>
       <w:r>
+        <w:rPr>
+          <w:sz w:val="20"/>
+        </w:rPr>
         <w:t xml:space="preserve">? Ek </w:t>
       </w:r>
       <w:r>
         <w:rPr>
           <w:b/>
+          <w:sz w:val="20"/>
         </w:rPr>
         <w:t>apoornta</w:t>
       </w:r>
       <w:r>
+        <w:rPr>
+          <w:sz w:val="20"/>
+        </w:rPr>
         <w:t xml:space="preserve"> jo bhitar </w:t>
       </w:r>
       <w:r>
         <w:rPr>
           <w:b/>
+          <w:sz w:val="20"/>
         </w:rPr>
         <w:t>main main main karti rehti hai</w:t>
       </w:r>
       <w:r>
+        <w:rPr>
+          <w:sz w:val="20"/>
+        </w:rPr>
         <w:t xml:space="preserve">. Yahi hai na. Woh kisi bhi vishay ko, object ko kis nazar se dekhti hai? Yeh mil le toh </w:t>
       </w:r>
       <w:r>
         <w:rPr>
           <w:b/>
-        </w:rPr>
-        <w:t>fulfilment</w:t>
-      </w:r>
-      <w:r>
+          <w:sz w:val="20"/>
+        </w:rPr>
+        <w:t>fulfi</w:t>
+      </w:r>
+      <w:r>
+        <w:rPr>
+          <w:b/>
+          <w:sz w:val="20"/>
+        </w:rPr>
+        <w:t>lment</w:t>
+      </w:r>
+      <w:r>
+        <w:rPr>
+          <w:sz w:val="20"/>
+        </w:rPr>
         <w:t xml:space="preserve"> mil jaayega. Yeh ho jaaye toh aisa ho jaayega. Aur main toh kyunki alag hoon usse toh agar woh barbad bhi ho jaaye mere fulfilment ki prakriya mein toh mujhe dhela fark nahin padta. Kyunki main kaun hoon? Main ek </w:t>
       </w:r>
       <w:r>
         <w:rPr>
           <w:b/>
+          <w:sz w:val="20"/>
         </w:rPr>
         <w:t>individual self</w:t>
       </w:r>
       <w:r>
+        <w:rPr>
+          <w:sz w:val="20"/>
+        </w:rPr>
         <w:t xml:space="preserve"> hoon. Main </w:t>
       </w:r>
       <w:r>
         <w:rPr>
           <w:b/>
+          <w:sz w:val="20"/>
         </w:rPr>
         <w:t>ego self</w:t>
       </w:r>
       <w:r>
-        <w:t xml:space="preserve"> hoon. Main kaun hoon jo main is shareer ke bhitar hoon. Woh toh </w:t>
+        <w:rPr>
+          <w:sz w:val="20"/>
+        </w:rPr>
+        <w:t xml:space="preserve"> h</w:t>
+      </w:r>
+      <w:r>
+        <w:rPr>
+          <w:sz w:val="20"/>
+        </w:rPr>
+        <w:t xml:space="preserve">oon. Main kaun hoon jo main is shareer ke bhitar hoon. Woh toh </w:t>
       </w:r>
       <w:r>
         <w:rPr>
           <w:b/>
+          <w:sz w:val="20"/>
         </w:rPr>
         <w:t>paraya</w:t>
       </w:r>
       <w:r>
+        <w:rPr>
+          <w:sz w:val="20"/>
+        </w:rPr>
         <w:t xml:space="preserve"> hai. Woh toh alag hai. Woh toh doosra hai. Aur main </w:t>
       </w:r>
       <w:r>
         <w:rPr>
           <w:b/>
+          <w:sz w:val="20"/>
         </w:rPr>
         <w:t>bechain</w:t>
       </w:r>
       <w:r>
+        <w:rPr>
+          <w:sz w:val="20"/>
+        </w:rPr>
         <w:t xml:space="preserve"> hoon. Main chhatpatata rehta hoon. Kyunki mujhe lagta hai main beemar jaisa hoon. Main </w:t>
       </w:r>
       <w:r>
         <w:rPr>
           <w:b/>
+          <w:sz w:val="20"/>
         </w:rPr>
         <w:t>adhoora</w:t>
       </w:r>
       <w:r>
+        <w:rPr>
+          <w:sz w:val="20"/>
+        </w:rPr>
         <w:t xml:space="preserve"> hoon. Bahut </w:t>
       </w:r>
       <w:r>
         <w:rPr>
           <w:b/>
+          <w:sz w:val="20"/>
         </w:rPr>
         <w:t>apoorna</w:t>
       </w:r>
       <w:r>
-        <w:t xml:space="preserve"> hoon. Toh uske liye kuchh bhi mile mujhe usko apne hi </w:t>
+        <w:rPr>
+          <w:sz w:val="20"/>
+        </w:rPr>
+        <w:t xml:space="preserve"> hoon. Toh u</w:t>
+      </w:r>
+      <w:r>
+        <w:rPr>
+          <w:sz w:val="20"/>
+        </w:rPr>
+        <w:t xml:space="preserve">ske liye kuchh bhi mile mujhe usko apne hi </w:t>
       </w:r>
       <w:r>
         <w:rPr>
           <w:b/>
+          <w:sz w:val="20"/>
         </w:rPr>
         <w:t>swarth ke liye toh istemal karna</w:t>
       </w:r>
       <w:r>
+        <w:rPr>
+          <w:sz w:val="20"/>
+        </w:rPr>
         <w:t xml:space="preserve"> hai na. Yeh hota hai </w:t>
       </w:r>
       <w:r>
         <w:rPr>
           <w:b/>
+          <w:sz w:val="20"/>
         </w:rPr>
         <w:t>egoic sex</w:t>
       </w:r>
       <w:r>
+        <w:rPr>
+          <w:sz w:val="20"/>
+        </w:rPr>
         <w:t xml:space="preserve">. Jahan aap samne wale ko </w:t>
       </w:r>
       <w:r>
         <w:rPr>
           <w:b/>
+          <w:sz w:val="20"/>
         </w:rPr>
         <w:t>istemal</w:t>
       </w:r>
       <w:r>
+        <w:rPr>
+          <w:sz w:val="20"/>
+        </w:rPr>
         <w:t xml:space="preserve"> kar rahe hote ho. Samne wala sex ke kshan mein aapke liye ek </w:t>
       </w:r>
       <w:r>
         <w:rPr>
           <w:b/>
+          <w:sz w:val="20"/>
         </w:rPr>
         <w:t>object ban jaata hai</w:t>
       </w:r>
       <w:r>
-        <w:t xml:space="preserve">. Bas yeh ab ab egoless sex kaisa hoga? Uski main koi </w:t>
+        <w:rPr>
+          <w:sz w:val="20"/>
+        </w:rPr>
+        <w:t>. Bas yeh ab ab egoless sex kaisa h</w:t>
+      </w:r>
+      <w:r>
+        <w:rPr>
+          <w:sz w:val="20"/>
+        </w:rPr>
+        <w:t xml:space="preserve">oga? Uski main koi </w:t>
       </w:r>
       <w:r>
         <w:rPr>
           <w:b/>
+          <w:sz w:val="20"/>
         </w:rPr>
         <w:t>chhavi nahin de sakta</w:t>
       </w:r>
       <w:r>
+        <w:rPr>
+          <w:sz w:val="20"/>
+        </w:rPr>
         <w:t xml:space="preserve"> aapko.</w:t>
       </w:r>
     </w:p>
     <w:p>
       <w:pPr>
         <w:pStyle w:val="Heading3"/>
+        <w:rPr>
+          <w:sz w:val="20"/>
+        </w:rPr>
       </w:pPr>
       <w:r>
+        <w:rPr>
+          <w:sz w:val="20"/>
+        </w:rPr>
         <w:t>The Inevitable Disappointment of Egoic Actions</w:t>
       </w:r>
     </w:p>
     <w:p>
-      <w:r>
+      <w:pPr>
+        <w:rPr>
+          <w:sz w:val="20"/>
+        </w:rPr>
+      </w:pPr>
+      <w:r>
+        <w:rPr>
+          <w:sz w:val="20"/>
+        </w:rPr>
         <w:t xml:space="preserve">Par </w:t>
       </w:r>
       <w:r>
         <w:rPr>
           <w:b/>
+          <w:sz w:val="20"/>
         </w:rPr>
         <w:t>ego wala</w:t>
       </w:r>
       <w:r>
+        <w:rPr>
+          <w:sz w:val="20"/>
+        </w:rPr>
         <w:t xml:space="preserve"> kaisa hoga? Waisa hi hoga jaise </w:t>
       </w:r>
       <w:r>
         <w:rPr>
           <w:b/>
+          <w:sz w:val="20"/>
         </w:rPr>
         <w:t>ego ke duniya ke saare kaam</w:t>
       </w:r>
       <w:r>
+        <w:rPr>
+          <w:sz w:val="20"/>
+        </w:rPr>
         <w:t xml:space="preserve"> hote hain. Ego jab kisi </w:t>
       </w:r>
       <w:r>
         <w:rPr>
           <w:b/>
+          <w:sz w:val="20"/>
         </w:rPr>
         <w:t>janwar ko kaat rahi hoti hai</w:t>
       </w:r>
       <w:r>
-        <w:t xml:space="preserve"> toh kaise kaat rahi hoti hai? Jis bhav se woh janwar ko kaatengi usi bhav se woh </w:t>
+        <w:rPr>
+          <w:sz w:val="20"/>
+        </w:rPr>
+        <w:t xml:space="preserve"> toh kaise kaat rahi hoti hai? Jis b</w:t>
+      </w:r>
+      <w:r>
+        <w:rPr>
+          <w:sz w:val="20"/>
+        </w:rPr>
+        <w:t xml:space="preserve">hav se woh janwar ko kaatengi usi bhav se woh </w:t>
       </w:r>
       <w:r>
         <w:rPr>
           <w:b/>
+          <w:sz w:val="20"/>
         </w:rPr>
         <w:t>dukadari</w:t>
       </w:r>
       <w:r>
+        <w:rPr>
+          <w:sz w:val="20"/>
+        </w:rPr>
         <w:t xml:space="preserve"> karegi, usi bhav se woh </w:t>
       </w:r>
       <w:r>
         <w:rPr>
           <w:b/>
+          <w:sz w:val="20"/>
         </w:rPr>
         <w:t>khelegi koodegi</w:t>
       </w:r>
       <w:r>
+        <w:rPr>
+          <w:sz w:val="20"/>
+        </w:rPr>
         <w:t xml:space="preserve">, usi bhav se </w:t>
       </w:r>
       <w:r>
         <w:rPr>
           <w:b/>
+          <w:sz w:val="20"/>
         </w:rPr>
         <w:t>haath milaegi</w:t>
       </w:r>
       <w:r>
+        <w:rPr>
+          <w:sz w:val="20"/>
+        </w:rPr>
         <w:t xml:space="preserve">. Phir woh usi bhav se </w:t>
       </w:r>
       <w:r>
         <w:rPr>
           <w:b/>
+          <w:sz w:val="20"/>
         </w:rPr>
         <w:t>sex bhi karegi</w:t>
       </w:r>
       <w:r>
+        <w:rPr>
+          <w:sz w:val="20"/>
+        </w:rPr>
         <w:t xml:space="preserve">. Kyunki uska toh ek hi rona hai, </w:t>
       </w:r>
       <w:r>
         <w:rPr>
           <w:b/>
+          <w:sz w:val="20"/>
         </w:rPr>
         <w:t>main incomplete hoon</w:t>
       </w:r>
       <w:r>
+        <w:rPr>
+          <w:sz w:val="20"/>
+        </w:rPr>
         <w:t xml:space="preserve">, kuchh toh mil jaaye jisko </w:t>
       </w:r>
       <w:r>
         <w:rPr>
           <w:b/>
-        </w:rPr>
-        <w:t>bhog karke main complete ho jaun</w:t>
-      </w:r>
-      <w:r>
+          <w:sz w:val="20"/>
+        </w:rPr>
+        <w:t xml:space="preserve">bhog karke main </w:t>
+      </w:r>
+      <w:r>
+        <w:rPr>
+          <w:b/>
+          <w:sz w:val="20"/>
+        </w:rPr>
+        <w:t>complete ho jaun</w:t>
+      </w:r>
+      <w:r>
+        <w:rPr>
+          <w:sz w:val="20"/>
+        </w:rPr>
         <w:t xml:space="preserve">. Yeh hota hai </w:t>
       </w:r>
       <w:r>
         <w:rPr>
           <w:b/>
+          <w:sz w:val="20"/>
         </w:rPr>
         <w:t>egoic sex</w:t>
       </w:r>
       <w:r>
+        <w:rPr>
+          <w:sz w:val="20"/>
+        </w:rPr>
         <w:t xml:space="preserve"> aur iske badle mein milti </w:t>
       </w:r>
       <w:r>
         <w:rPr>
           <w:b/>
+          <w:sz w:val="20"/>
         </w:rPr>
         <w:t>nirasha</w:t>
       </w:r>
       <w:r>
+        <w:rPr>
+          <w:sz w:val="20"/>
+        </w:rPr>
         <w:t xml:space="preserve"> hai. Theek waise jaise ego ko apne </w:t>
       </w:r>
       <w:r>
         <w:rPr>
           <w:b/>
+          <w:sz w:val="20"/>
         </w:rPr>
         <w:t>saare kaamon mein nirasha hi milti hai</w:t>
       </w:r>
       <w:r>
+        <w:rPr>
+          <w:sz w:val="20"/>
+        </w:rPr>
         <w:t xml:space="preserve">. Safal ho jaaye toh bhi </w:t>
       </w:r>
       <w:r>
         <w:rPr>
           <w:b/>
+          <w:sz w:val="20"/>
         </w:rPr>
         <w:t>nirasha</w:t>
       </w:r>
       <w:r>
+        <w:rPr>
+          <w:sz w:val="20"/>
+        </w:rPr>
         <w:t xml:space="preserve"> hi milti hai. Nayi shirt khareed lunga toh </w:t>
       </w:r>
       <w:r>
         <w:rPr>
           <w:b/>
+          <w:sz w:val="20"/>
         </w:rPr>
         <w:t>fulfil</w:t>
       </w:r>
       <w:r>
-        <w:t xml:space="preserve"> ho jaunga. Nayi shirt khareed li, paise de diye. Par jab pehni toh usmein woh baat toh nahin thi jo usse chahi thi. Mil gayi </w:t>
+        <w:rPr>
+          <w:sz w:val="20"/>
+        </w:rPr>
+        <w:t xml:space="preserve"> ho jaunga. Nayi shirt kha</w:t>
+      </w:r>
+      <w:r>
+        <w:rPr>
+          <w:sz w:val="20"/>
+        </w:rPr>
+        <w:t xml:space="preserve">reed li, paise de diye. Par jab pehni toh usmein woh baat toh nahin thi jo usse chahi thi. Mil gayi </w:t>
       </w:r>
       <w:r>
         <w:rPr>
           <w:b/>
+          <w:sz w:val="20"/>
         </w:rPr>
         <w:t>nirasha</w:t>
       </w:r>
       <w:r>
+        <w:rPr>
+          <w:sz w:val="20"/>
+        </w:rPr>
         <w:t xml:space="preserve">. Waise hi </w:t>
       </w:r>
       <w:r>
         <w:rPr>
           <w:b/>
+          <w:sz w:val="20"/>
         </w:rPr>
         <w:t>nirasha usko sex mein bhi milti hai</w:t>
       </w:r>
       <w:r>
+        <w:rPr>
+          <w:sz w:val="20"/>
+        </w:rPr>
         <w:t>.</w:t>
       </w:r>
     </w:p>
     <w:p>
       <w:pPr>
         <w:pStyle w:val="Heading3"/>
+        <w:rPr>
+          <w:sz w:val="20"/>
+        </w:rPr>
       </w:pPr>
       <w:r>
+        <w:rPr>
+          <w:sz w:val="20"/>
+        </w:rPr>
+        <w:lastRenderedPageBreak/>
         <w:t>Egoic Sex: Transaction or Force</w:t>
       </w:r>
     </w:p>
     <w:p>
-      <w:r>
+      <w:pPr>
+        <w:rPr>
+          <w:sz w:val="20"/>
+        </w:rPr>
+      </w:pPr>
+      <w:r>
+        <w:rPr>
+          <w:sz w:val="20"/>
+        </w:rPr>
         <w:t xml:space="preserve">Koodfaan macha li jo karna tha. Cheephaad jo karna tha, </w:t>
       </w:r>
       <w:r>
         <w:rPr>
           <w:b/>
+          <w:sz w:val="20"/>
         </w:rPr>
         <w:t>rape</w:t>
       </w:r>
       <w:r>
+        <w:rPr>
+          <w:sz w:val="20"/>
+        </w:rPr>
         <w:t xml:space="preserve"> bhi karna tha toh woh bhi kar liya, sab kar liya par </w:t>
       </w:r>
       <w:r>
         <w:rPr>
           <w:b/>
+          <w:sz w:val="20"/>
         </w:rPr>
         <w:t>mila kuchh nahin, mila kuchh nahin</w:t>
       </w:r>
       <w:r>
+        <w:rPr>
+          <w:sz w:val="20"/>
+        </w:rPr>
         <w:t xml:space="preserve">. Vastav mein ego jab bhi sex karegi toh woh ya toh </w:t>
       </w:r>
       <w:r>
         <w:rPr>
           <w:b/>
+          <w:sz w:val="20"/>
         </w:rPr>
         <w:t>prostitution</w:t>
       </w:r>
       <w:r>
+        <w:rPr>
+          <w:sz w:val="20"/>
+        </w:rPr>
         <w:t xml:space="preserve"> hoga ya </w:t>
       </w:r>
       <w:r>
         <w:rPr>
           <w:b/>
+          <w:sz w:val="20"/>
         </w:rPr>
         <w:t>rape</w:t>
       </w:r>
       <w:r>
+        <w:rPr>
+          <w:sz w:val="20"/>
+        </w:rPr>
         <w:t xml:space="preserve"> hoga. Kyunki </w:t>
       </w:r>
       <w:r>
         <w:rPr>
           <w:b/>
+          <w:sz w:val="20"/>
         </w:rPr>
         <w:t>prem toh ahankaar ko pata hai nahin</w:t>
       </w:r>
       <w:r>
+        <w:rPr>
+          <w:sz w:val="20"/>
+        </w:rPr>
         <w:t xml:space="preserve">. Toh woh ya toh </w:t>
       </w:r>
       <w:r>
         <w:rPr>
           <w:b/>
+          <w:sz w:val="20"/>
         </w:rPr>
         <w:t>vyapaar</w:t>
       </w:r>
       <w:r>
+        <w:rPr>
+          <w:sz w:val="20"/>
+        </w:rPr>
         <w:t xml:space="preserve"> kar sakta hai ya </w:t>
       </w:r>
       <w:r>
         <w:rPr>
           <w:b/>
+          <w:sz w:val="20"/>
         </w:rPr>
         <w:t>balatkaar</w:t>
       </w:r>
       <w:r>
+        <w:rPr>
+          <w:sz w:val="20"/>
+        </w:rPr>
         <w:t xml:space="preserve"> kar sakta hai. </w:t>
       </w:r>
       <w:r>
         <w:rPr>
           <w:b/>
+          <w:sz w:val="20"/>
         </w:rPr>
         <w:t>Vyapaar</w:t>
       </w:r>
       <w:r>
+        <w:rPr>
+          <w:sz w:val="20"/>
+        </w:rPr>
         <w:t xml:space="preserve"> ka kya matlab hoga? Chalo it's an </w:t>
       </w:r>
       <w:r>
         <w:rPr>
           <w:b/>
+          <w:sz w:val="20"/>
         </w:rPr>
         <w:t>exchange of mutual pleasure</w:t>
       </w:r>
       <w:r>
+        <w:rPr>
+          <w:sz w:val="20"/>
+        </w:rPr>
         <w:t xml:space="preserve">. Toh yeh </w:t>
       </w:r>
       <w:r>
         <w:rPr>
           <w:b/>
+          <w:sz w:val="20"/>
         </w:rPr>
         <w:t>vyapaar</w:t>
       </w:r>
       <w:r>
+        <w:rPr>
+          <w:sz w:val="20"/>
+        </w:rPr>
         <w:t xml:space="preserve"> ho gaya. Ek tarah ki </w:t>
       </w:r>
       <w:r>
         <w:rPr>
           <w:b/>
+          <w:sz w:val="20"/>
         </w:rPr>
         <w:t>veshyavrutti</w:t>
       </w:r>
       <w:r>
+        <w:rPr>
+          <w:sz w:val="20"/>
+        </w:rPr>
         <w:t xml:space="preserve"> ki maine aapko services di. Aapne mujhe paise diye. </w:t>
       </w:r>
       <w:r>
         <w:rPr>
           <w:b/>
+          <w:sz w:val="20"/>
         </w:rPr>
         <w:t>Vyapaar</w:t>
       </w:r>
       <w:r>
-        <w:t xml:space="preserve">. Toh ya toh yeh kar sakta hai ahankaar sex ke naam par, ya </w:t>
+        <w:rPr>
+          <w:sz w:val="20"/>
+        </w:rPr>
+        <w:t>. Toh ya toh yeh kar sakta hai ahankaar sex ke naam</w:t>
+      </w:r>
+      <w:r>
+        <w:rPr>
+          <w:sz w:val="20"/>
+        </w:rPr>
+        <w:t xml:space="preserve"> par, ya </w:t>
       </w:r>
       <w:r>
         <w:rPr>
           <w:b/>
+          <w:sz w:val="20"/>
         </w:rPr>
         <w:t>balatkaar</w:t>
       </w:r>
       <w:r>
+        <w:rPr>
+          <w:sz w:val="20"/>
+        </w:rPr>
         <w:t xml:space="preserve"> kar sakta hai ki main sex karunga. Paise bhi nahin dunga. Woh </w:t>
       </w:r>
       <w:r>
         <w:rPr>
           <w:b/>
+          <w:sz w:val="20"/>
         </w:rPr>
         <w:t>balatkaar</w:t>
       </w:r>
       <w:r>
+        <w:rPr>
+          <w:sz w:val="20"/>
+        </w:rPr>
         <w:t xml:space="preserve"> ho gaya. </w:t>
       </w:r>
       <w:r>
         <w:rPr>
           <w:b/>
+          <w:sz w:val="20"/>
         </w:rPr>
         <w:t>Zabardasti</w:t>
       </w:r>
       <w:r>
+        <w:rPr>
+          <w:sz w:val="20"/>
+        </w:rPr>
         <w:t xml:space="preserve"> karunga. </w:t>
       </w:r>
       <w:r>
         <w:rPr>
           <w:b/>
+          <w:sz w:val="20"/>
         </w:rPr>
         <w:t>Cheer phaad ke karunga</w:t>
       </w:r>
       <w:r>
+        <w:rPr>
+          <w:sz w:val="20"/>
+        </w:rPr>
         <w:t xml:space="preserve">. </w:t>
       </w:r>
       <w:r>
         <w:rPr>
           <w:b/>
+          <w:sz w:val="20"/>
         </w:rPr>
         <w:t>Maar daalunga</w:t>
       </w:r>
       <w:r>
+        <w:rPr>
+          <w:sz w:val="20"/>
+        </w:rPr>
         <w:t xml:space="preserve">. </w:t>
       </w:r>
       <w:r>
         <w:rPr>
           <w:b/>
+          <w:sz w:val="20"/>
         </w:rPr>
         <w:t>Balatkaar</w:t>
       </w:r>
       <w:r>
+        <w:rPr>
+          <w:sz w:val="20"/>
+        </w:rPr>
         <w:t xml:space="preserve"> ho gaya. Sex vagaira mein itni zabardast </w:t>
       </w:r>
       <w:r>
         <w:rPr>
           <w:b/>
+          <w:sz w:val="20"/>
         </w:rPr>
         <w:t>utsukta ki koi zaroorat nahin</w:t>
       </w:r>
       <w:r>
+        <w:rPr>
+          <w:sz w:val="20"/>
+        </w:rPr>
         <w:t xml:space="preserve"> hai.</w:t>
       </w:r>
     </w:p>
     <w:p>
       <w:pPr>
         <w:pStyle w:val="Heading3"/>
+        <w:rPr>
+          <w:sz w:val="20"/>
+        </w:rPr>
       </w:pPr>
       <w:r>
-        <w:t>Ego's Universal Objectification and Futility</w:t>
+        <w:rPr>
+          <w:sz w:val="20"/>
+        </w:rPr>
+        <w:t>Ego's Unive</w:t>
+      </w:r>
+      <w:r>
+        <w:rPr>
+          <w:sz w:val="20"/>
+        </w:rPr>
+        <w:t>rsal Objectification and Futility</w:t>
       </w:r>
     </w:p>
     <w:p>
+      <w:pPr>
+        <w:rPr>
+          <w:sz w:val="20"/>
+        </w:rPr>
+      </w:pPr>
       <w:r>
         <w:rPr>
           <w:b/>
+          <w:sz w:val="20"/>
         </w:rPr>
         <w:t>Ego ke liye sab kuchh bas ek object</w:t>
       </w:r>
       <w:r>
+        <w:rPr>
+          <w:sz w:val="20"/>
+        </w:rPr>
         <w:t xml:space="preserve"> hai. Uska jo </w:t>
       </w:r>
       <w:r>
         <w:rPr>
           <w:b/>
+          <w:sz w:val="20"/>
         </w:rPr>
         <w:t>ravaiya shirt ki taraf rehta hai</w:t>
       </w:r>
       <w:r>
+        <w:rPr>
+          <w:sz w:val="20"/>
+        </w:rPr>
         <w:t xml:space="preserve">, khane peene ki cheezon ke liye rehta hai, satta ki kisi kursi ke liye rehta hai, uska </w:t>
       </w:r>
       <w:r>
         <w:rPr>
           <w:b/>
+          <w:sz w:val="20"/>
         </w:rPr>
         <w:t>wahi ravaiya sex ke liye rehta hai</w:t>
       </w:r>
       <w:r>
+        <w:rPr>
+          <w:sz w:val="20"/>
+        </w:rPr>
         <w:t xml:space="preserve">. Usko </w:t>
       </w:r>
       <w:r>
         <w:rPr>
           <w:b/>
-        </w:rPr>
-        <w:t>nahin pata usko kya chahiye</w:t>
-      </w:r>
-      <w:r>
+          <w:sz w:val="20"/>
+        </w:rPr>
+        <w:t>nahin pata u</w:t>
+      </w:r>
+      <w:r>
+        <w:rPr>
+          <w:b/>
+          <w:sz w:val="20"/>
+        </w:rPr>
+        <w:t>sko kya chahiye</w:t>
+      </w:r>
+      <w:r>
+        <w:rPr>
+          <w:sz w:val="20"/>
+        </w:rPr>
         <w:t xml:space="preserve">. Toh isiliye woh </w:t>
       </w:r>
       <w:r>
         <w:rPr>
           <w:b/>
+          <w:sz w:val="20"/>
         </w:rPr>
         <w:t>har cheez ko bas istemal karna chahta hai</w:t>
       </w:r>
       <w:r>
+        <w:rPr>
+          <w:sz w:val="20"/>
+        </w:rPr>
         <w:t xml:space="preserve">. </w:t>
       </w:r>
       <w:r>
         <w:rPr>
           <w:b/>
+          <w:sz w:val="20"/>
         </w:rPr>
         <w:t>Tukka maar raha hai andhere mein</w:t>
       </w:r>
       <w:r>
+        <w:rPr>
+          <w:sz w:val="20"/>
+        </w:rPr>
         <w:t xml:space="preserve">. Isko istemal karunga toh kya pata </w:t>
       </w:r>
       <w:r>
         <w:rPr>
           <w:b/>
+          <w:sz w:val="20"/>
         </w:rPr>
         <w:t>bechaini mit jaaye</w:t>
       </w:r>
       <w:r>
+        <w:rPr>
+          <w:sz w:val="20"/>
+        </w:rPr>
         <w:t xml:space="preserve">. </w:t>
       </w:r>
       <w:r>
         <w:rPr>
           <w:b/>
+          <w:sz w:val="20"/>
         </w:rPr>
         <w:t>Mitni hai nahin, mitni hai nahin</w:t>
       </w:r>
       <w:r>
+        <w:rPr>
+          <w:sz w:val="20"/>
+        </w:rPr>
         <w:t xml:space="preserve">. Toh 10 minute ke baad karvat badal ke </w:t>
       </w:r>
       <w:r>
         <w:rPr>
           <w:b/>
-        </w:rPr>
-        <w:t>khurrate maar raha hota hai</w:t>
-      </w:r>
-      <w:r>
+          <w:sz w:val="20"/>
+        </w:rPr>
+        <w:t>khurrate maar raha h</w:t>
+      </w:r>
+      <w:r>
+        <w:rPr>
+          <w:b/>
+          <w:sz w:val="20"/>
+        </w:rPr>
+        <w:t>ota hai</w:t>
+      </w:r>
+      <w:r>
+        <w:rPr>
+          <w:sz w:val="20"/>
+        </w:rPr>
         <w:t xml:space="preserve">. Khurr khurr. Yahi hai. Tum kya kalpana kar rahe the? Ego sex. </w:t>
       </w:r>
       <w:r>
         <w:rPr>
           <w:b/>
+          <w:sz w:val="20"/>
         </w:rPr>
         <w:t>Egoless sex maane kya</w:t>
       </w:r>
       <w:r>
+        <w:rPr>
+          <w:sz w:val="20"/>
+        </w:rPr>
         <w:t xml:space="preserve">? </w:t>
       </w:r>
       <w:r>
         <w:rPr>
           <w:b/>
+          <w:sz w:val="20"/>
         </w:rPr>
         <w:t>Farishte aa gaye</w:t>
       </w:r>
       <w:r>
+        <w:rPr>
+          <w:sz w:val="20"/>
+        </w:rPr>
         <w:t xml:space="preserve">. Idhar se idhar se </w:t>
       </w:r>
       <w:r>
         <w:rPr>
           <w:b/>
+          <w:sz w:val="20"/>
         </w:rPr>
         <w:t>pariyan aa gayin</w:t>
       </w:r>
       <w:r>
-        <w:t>. Woh egoless hain kyunki dono seedhe upar Ishwar ke darbar se aaye hain aur ab woh sex kar rahe hain. Aise pata nahin kya.</w:t>
+        <w:rPr>
+          <w:sz w:val="20"/>
+        </w:rPr>
+        <w:t>. Woh egoless hain kyunki dono seedhe upar Ishwar ke darbar se aaye hain aur ab woh sex kar rahe hain. Aise pa</w:t>
+      </w:r>
+      <w:r>
+        <w:rPr>
+          <w:sz w:val="20"/>
+        </w:rPr>
+        <w:t>ta nahin kya.</w:t>
       </w:r>
     </w:p>
     <w:p>
       <w:pPr>
         <w:pStyle w:val="Heading3"/>
+        <w:rPr>
+          <w:sz w:val="20"/>
+        </w:rPr>
       </w:pPr>
       <w:r>
+        <w:rPr>
+          <w:sz w:val="20"/>
+        </w:rPr>
         <w:t>Ego's Self-Centered Relationships</w:t>
       </w:r>
     </w:p>
     <w:p>
-      <w:r>
+      <w:pPr>
+        <w:rPr>
+          <w:sz w:val="20"/>
+        </w:rPr>
+      </w:pPr>
+      <w:r>
+        <w:rPr>
+          <w:sz w:val="20"/>
+        </w:rPr>
         <w:t xml:space="preserve">Haan </w:t>
       </w:r>
       <w:r>
         <w:rPr>
           <w:b/>
+          <w:sz w:val="20"/>
         </w:rPr>
         <w:t>ego ka kisi ke liye se bhi rishta kaisa hoga</w:t>
       </w:r>
       <w:r>
+        <w:rPr>
+          <w:sz w:val="20"/>
+        </w:rPr>
         <w:t xml:space="preserve">? Kisi se bhi kya rishta hoga? Asal mein </w:t>
       </w:r>
       <w:r>
         <w:rPr>
           <w:b/>
+          <w:sz w:val="20"/>
         </w:rPr>
         <w:t>ahankaar ahankaar ko hi dekhna chahta hai</w:t>
       </w:r>
       <w:r>
+        <w:rPr>
+          <w:sz w:val="20"/>
+        </w:rPr>
         <w:t xml:space="preserve">. Woh is sambhavna ko bhi nahin ginna chahta ki </w:t>
       </w:r>
       <w:r>
         <w:rPr>
           <w:b/>
-        </w:rPr>
-        <w:t>ahankaar ke atirikt bhi kuchh ho sakta hai</w:t>
-      </w:r>
-      <w:r>
+          <w:sz w:val="20"/>
+        </w:rPr>
+        <w:t>ahankaar ke atirikt bhi kuchh</w:t>
+      </w:r>
+      <w:r>
+        <w:rPr>
+          <w:b/>
+          <w:sz w:val="20"/>
+        </w:rPr>
+        <w:t xml:space="preserve"> ho sakta hai</w:t>
+      </w:r>
+      <w:r>
+        <w:rPr>
+          <w:sz w:val="20"/>
+        </w:rPr>
         <w:t xml:space="preserve">. Toh jaise woh har cheez mein </w:t>
       </w:r>
       <w:r>
         <w:rPr>
           <w:b/>
+          <w:sz w:val="20"/>
         </w:rPr>
         <w:t>ginti karta hai, hisab kitaab lagata hai, hani laabh dekhta hai, shoshan karta hai, vyapaar</w:t>
       </w:r>
       <w:r>
-        <w:t xml:space="preserve"> yahi uska kaam hai. Waise hi woh poori duniya ko bhi samajhta hai. Toh agar uski ore bhi koi ek badh raha hoga toh woh yeh sochega ki jaise main kidhar ko bhi badhta hoon toh </w:t>
+        <w:rPr>
+          <w:sz w:val="20"/>
+        </w:rPr>
+        <w:t xml:space="preserve"> yahi uska kaam hai. Waise hi woh poori duniya ko bhi samajhta hai. Toh agar uski ore bhi koi ek badh raha hoga toh woh y</w:t>
+      </w:r>
+      <w:r>
+        <w:rPr>
+          <w:sz w:val="20"/>
+        </w:rPr>
+        <w:t xml:space="preserve">eh sochega ki jaise main kidhar ko bhi badhta hoon toh </w:t>
       </w:r>
       <w:r>
         <w:rPr>
           <w:b/>
+          <w:sz w:val="20"/>
         </w:rPr>
         <w:t>shoshan ke liye ya munafe ke liye hi badhta hoon</w:t>
       </w:r>
       <w:r>
+        <w:rPr>
+          <w:sz w:val="20"/>
+        </w:rPr>
         <w:t xml:space="preserve">, toh meri ore bhi koi aa raha hai toh woh mere </w:t>
       </w:r>
       <w:r>
         <w:rPr>
           <w:b/>
+          <w:sz w:val="20"/>
         </w:rPr>
         <w:t>shoshan ya munafe ke liye hi aa raha hoga</w:t>
       </w:r>
       <w:r>
+        <w:rPr>
+          <w:sz w:val="20"/>
+        </w:rPr>
         <w:t>.</w:t>
       </w:r>
     </w:p>
     <w:p>
       <w:pPr>
         <w:pStyle w:val="Heading3"/>
+        <w:rPr>
+          <w:sz w:val="20"/>
+        </w:rPr>
       </w:pPr>
       <w:r>
+        <w:rPr>
+          <w:sz w:val="20"/>
+        </w:rPr>
         <w:t>The Sadhu and the Prostitute Analogy</w:t>
       </w:r>
     </w:p>
     <w:p>
-      <w:r>
-        <w:t xml:space="preserve">Bahut saari kahaniyan hain alag alag dishaon se. Kuchh toh humko </w:t>
+      <w:pPr>
+        <w:rPr>
+          <w:sz w:val="20"/>
+        </w:rPr>
+      </w:pPr>
+      <w:r>
+        <w:rPr>
+          <w:sz w:val="20"/>
+        </w:rPr>
+        <w:t>Bahut saari kahaniyan hai</w:t>
+      </w:r>
+      <w:r>
+        <w:rPr>
+          <w:sz w:val="20"/>
+        </w:rPr>
+        <w:t xml:space="preserve">n alag alag dishaon se. Kuchh toh humko </w:t>
       </w:r>
       <w:r>
         <w:rPr>
           <w:b/>
+          <w:sz w:val="20"/>
         </w:rPr>
         <w:t>Bauddha sahitya</w:t>
       </w:r>
       <w:r>
+        <w:rPr>
+          <w:sz w:val="20"/>
+        </w:rPr>
         <w:t xml:space="preserve"> mein bhi milti hain ki falani </w:t>
       </w:r>
       <w:r>
         <w:rPr>
           <w:b/>
+          <w:sz w:val="20"/>
         </w:rPr>
         <w:t>veshya</w:t>
       </w:r>
       <w:r>
+        <w:rPr>
+          <w:sz w:val="20"/>
+        </w:rPr>
         <w:t xml:space="preserve"> thi. Aur uske paas koi </w:t>
       </w:r>
       <w:r>
         <w:rPr>
           <w:b/>
+          <w:sz w:val="20"/>
         </w:rPr>
         <w:t>sadhu</w:t>
       </w:r>
       <w:r>
+        <w:rPr>
+          <w:sz w:val="20"/>
+        </w:rPr>
         <w:t xml:space="preserve"> pahunch gaya. Woh bahut din tak yahi maanti rahi ki yeh bhi mere paas mere </w:t>
       </w:r>
       <w:r>
         <w:rPr>
           <w:b/>
+          <w:sz w:val="20"/>
         </w:rPr>
         <w:t>shoshan ke liye aaya hoga</w:t>
       </w:r>
       <w:r>
+        <w:rPr>
+          <w:sz w:val="20"/>
+        </w:rPr>
         <w:t xml:space="preserve">. Iske bhi </w:t>
       </w:r>
       <w:r>
         <w:rPr>
           <w:b/>
+          <w:sz w:val="20"/>
         </w:rPr>
         <w:t>mansoobe kaale hi hain</w:t>
       </w:r>
       <w:r>
-        <w:t xml:space="preserve">. Kyunki usne iske alawa kabhi kuchh dekha hi nahin tha. Usne zindagi bhar anubhav yahi kara tha ki uske paas jo bhi aata hai apne </w:t>
+        <w:rPr>
+          <w:sz w:val="20"/>
+        </w:rPr>
+        <w:t>.</w:t>
+      </w:r>
+      <w:r>
+        <w:rPr>
+          <w:sz w:val="20"/>
+        </w:rPr>
+        <w:t xml:space="preserve"> Kyunki usne iske alawa kabhi kuchh dekha hi nahin tha. Usne zindagi bhar anubhav yahi kara tha ki uske paas jo bhi aata hai apne </w:t>
       </w:r>
       <w:r>
         <w:rPr>
           <w:b/>
+          <w:sz w:val="20"/>
         </w:rPr>
         <w:t>swarth ki poorti ke liye hi aata hai</w:t>
       </w:r>
       <w:r>
+        <w:rPr>
+          <w:sz w:val="20"/>
+        </w:rPr>
         <w:t xml:space="preserve">. Aur waise hi logon ke sampark mein rah rah kar woh bhi waise hi </w:t>
       </w:r>
       <w:r>
         <w:rPr>
           <w:b/>
+          <w:sz w:val="20"/>
         </w:rPr>
         <w:t>swarthi</w:t>
       </w:r>
       <w:r>
+        <w:rPr>
+          <w:sz w:val="20"/>
+        </w:rPr>
         <w:t xml:space="preserve"> ho gayi thi. Woh bhi pakki </w:t>
       </w:r>
       <w:r>
         <w:rPr>
           <w:b/>
+          <w:sz w:val="20"/>
         </w:rPr>
         <w:t>vyapari</w:t>
       </w:r>
       <w:r>
+        <w:rPr>
+          <w:sz w:val="20"/>
+        </w:rPr>
         <w:t xml:space="preserve"> ho gayi thi. </w:t>
       </w:r>
       <w:r>
         <w:rPr>
           <w:b/>
+          <w:sz w:val="20"/>
         </w:rPr>
         <w:t>Len den len den</w:t>
       </w:r>
       <w:r>
+        <w:rPr>
+          <w:sz w:val="20"/>
+        </w:rPr>
         <w:t xml:space="preserve"> uska bhi yahi chalta tha. Toh sadhu uski zindagi mein aa bhi gaya toh woh us par </w:t>
       </w:r>
       <w:r>
         <w:rPr>
           <w:b/>
+          <w:sz w:val="20"/>
         </w:rPr>
         <w:t>vishwas hi nahin kar payi</w:t>
       </w:r>
       <w:r>
-        <w:t xml:space="preserve">. Aur alag kahani mein kabhi aa jayega ki sadhu par koi ilzam laga diya. Kabhi aa jayega ki antatah woh samajh gayi ki sadhu jaisa bhi kuchh hota hai, toh phir woh ro padi aur maafi maang li. Kabhi kuchh aa jayega, kabhi kuchh aa jayega. Aap bhi aisi hi koi apni </w:t>
+        <w:rPr>
+          <w:sz w:val="20"/>
+        </w:rPr>
+        <w:t>. Aur alag kahani mein kabhi aa jayega ki sadhu par koi ilzam laga diya. Kabhi aa jay</w:t>
+      </w:r>
+      <w:r>
+        <w:rPr>
+          <w:sz w:val="20"/>
+        </w:rPr>
+        <w:t xml:space="preserve">ega ki antatah woh samajh gayi ki sadhu jaisa bhi kuchh hota hai, toh phir woh ro padi aur maafi maang li. Kabhi kuchh aa jayega, kabhi kuchh aa jayega. Aap bhi aisi hi koi apni </w:t>
       </w:r>
       <w:r>
         <w:rPr>
           <w:b/>
+          <w:sz w:val="20"/>
         </w:rPr>
         <w:t>egoless sex ki kahani bana lijiye</w:t>
       </w:r>
       <w:r>
-        <w:t xml:space="preserve">. Antatah sadhu ke sampark mein veshya bhi egoless ho gayi aur unhone phir sex kiya. Bana lo. </w:t>
+        <w:rPr>
+          <w:sz w:val="20"/>
+        </w:rPr>
+        <w:t>. Antatah sadhu ke sampark mein veshya bhi eg</w:t>
+      </w:r>
+      <w:r>
+        <w:rPr>
+          <w:sz w:val="20"/>
+        </w:rPr>
+        <w:t xml:space="preserve">oless ho gayi </w:t>
+      </w:r>
+      <w:r>
+        <w:rPr>
+          <w:sz w:val="20"/>
+        </w:rPr>
+        <w:lastRenderedPageBreak/>
+        <w:t xml:space="preserve">aur unhone phir sex kiya. Bana lo. </w:t>
       </w:r>
       <w:r>
         <w:rPr>
           <w:b/>
+          <w:sz w:val="20"/>
         </w:rPr>
         <w:t>Kahaniyan banana ahankaar ka pasandeeda shauk hota hai</w:t>
       </w:r>
       <w:r>
+        <w:rPr>
+          <w:sz w:val="20"/>
+        </w:rPr>
         <w:t>.</w:t>
       </w:r>
     </w:p>
     <w:p>
       <w:pPr>
         <w:pStyle w:val="Heading3"/>
+        <w:rPr>
+          <w:sz w:val="20"/>
+        </w:rPr>
       </w:pPr>
       <w:r>
+        <w:rPr>
+          <w:sz w:val="20"/>
+        </w:rPr>
         <w:t>Egolessness: No Story, No Cause</w:t>
       </w:r>
     </w:p>
     <w:p>
-      <w:r>
+      <w:pPr>
+        <w:rPr>
+          <w:sz w:val="20"/>
+        </w:rPr>
+      </w:pPr>
+      <w:r>
+        <w:rPr>
+          <w:sz w:val="20"/>
+        </w:rPr>
         <w:t xml:space="preserve">Saari samasya yeh hai ki </w:t>
       </w:r>
       <w:r>
         <w:rPr>
           <w:b/>
+          <w:sz w:val="20"/>
         </w:rPr>
         <w:t>egolessness mein koi kahani hoti hi nahin</w:t>
       </w:r>
       <w:r>
+        <w:rPr>
+          <w:sz w:val="20"/>
+        </w:rPr>
         <w:t xml:space="preserve">. Isiliye hamare palle hi nahin padti. Kahani matlab </w:t>
       </w:r>
       <w:r>
         <w:rPr>
           <w:b/>
+          <w:sz w:val="20"/>
         </w:rPr>
         <w:t>karya kaaran</w:t>
       </w:r>
       <w:r>
+        <w:rPr>
+          <w:sz w:val="20"/>
+        </w:rPr>
         <w:t xml:space="preserve">. Kahani maane aisa hua. Phir isliye aisa hua. Aur </w:t>
       </w:r>
       <w:r>
         <w:rPr>
           <w:b/>
+          <w:sz w:val="20"/>
         </w:rPr>
         <w:t>egolessness ka matlab hai jo hua sahaj hua</w:t>
       </w:r>
       <w:r>
+        <w:rPr>
+          <w:sz w:val="20"/>
+        </w:rPr>
         <w:t xml:space="preserve">. Uske peeche </w:t>
       </w:r>
       <w:r>
         <w:rPr>
           <w:b/>
+          <w:sz w:val="20"/>
         </w:rPr>
         <w:t>koi kaaran nahin hai</w:t>
       </w:r>
       <w:r>
+        <w:rPr>
+          <w:sz w:val="20"/>
+        </w:rPr>
         <w:t xml:space="preserve">. </w:t>
       </w:r>
       <w:r>
         <w:rPr>
           <w:b/>
+          <w:sz w:val="20"/>
         </w:rPr>
         <w:t>Kaaran maane swarth mansooba</w:t>
       </w:r>
       <w:r>
+        <w:rPr>
+          <w:sz w:val="20"/>
+        </w:rPr>
         <w:t xml:space="preserve">. Koi kaaran hai hi nahin. Aur </w:t>
       </w:r>
       <w:r>
         <w:rPr>
           <w:b/>
-        </w:rPr>
-        <w:t>ahankaar se baat jheli nahin jaati ki kuchh sahaj bhi ho sakta hai</w:t>
-      </w:r>
-      <w:r>
+          <w:sz w:val="20"/>
+        </w:rPr>
+        <w:t>ahankaar se baat jheli nahin jaati ki kuchh sahaj bhi ho</w:t>
+      </w:r>
+      <w:r>
+        <w:rPr>
+          <w:b/>
+          <w:sz w:val="20"/>
+        </w:rPr>
+        <w:t xml:space="preserve"> sakta hai</w:t>
+      </w:r>
+      <w:r>
+        <w:rPr>
+          <w:sz w:val="20"/>
+        </w:rPr>
         <w:t xml:space="preserve">. Uski koi wajah nahin hoti. Bas yun hi. </w:t>
       </w:r>
       <w:r>
         <w:rPr>
           <w:b/>
+          <w:sz w:val="20"/>
         </w:rPr>
         <w:t>Prem kaisa hota hai</w:t>
       </w:r>
       <w:r>
+        <w:rPr>
+          <w:sz w:val="20"/>
+        </w:rPr>
         <w:t xml:space="preserve">? Hum aapko iski kahaniyan suna sakte hain. </w:t>
       </w:r>
       <w:r>
         <w:rPr>
           <w:b/>
+          <w:sz w:val="20"/>
         </w:rPr>
         <w:t>Swarth ki khoob kahaniyan bana sakte hain</w:t>
       </w:r>
       <w:r>
-        <w:t xml:space="preserve">. Par prem kaisa hota hai? Iski kahani kaise sunaen? Ahankaar kya hota hai? Uski chhaviyan banayi ja sakti hain. Par </w:t>
+        <w:rPr>
+          <w:sz w:val="20"/>
+        </w:rPr>
+        <w:t xml:space="preserve">. Par prem kaisa hota hai? Iski kahani kaise sunaen? Ahankaar kya hota hai? Uski chhaviyan banayi ja </w:t>
+      </w:r>
+      <w:r>
+        <w:rPr>
+          <w:sz w:val="20"/>
+        </w:rPr>
+        <w:t xml:space="preserve">sakti hain. Par </w:t>
       </w:r>
       <w:r>
         <w:rPr>
           <w:b/>
+          <w:sz w:val="20"/>
         </w:rPr>
         <w:t>ahankaar mukt ki chhavi kaise banaen</w:t>
       </w:r>
       <w:r>
+        <w:rPr>
+          <w:sz w:val="20"/>
+        </w:rPr>
         <w:t xml:space="preserve">? Koi yahan aaya hai, baitha hai is kursi par. Hum uski photo kheech sakte hain. Par woh vida ho gaya, chala gaya. Ab photo mein usko kaise dikhaen? Woh hai hi nahin. </w:t>
       </w:r>
       <w:r>
         <w:rPr>
           <w:b/>
-        </w:rPr>
-        <w:t>Jo hai nahin uski koi kahani kaise hogi</w:t>
-      </w:r>
-      <w:r>
+          <w:sz w:val="20"/>
+        </w:rPr>
+        <w:t>Jo hai nahin uski koi kahani kaise ho</w:t>
+      </w:r>
+      <w:r>
+        <w:rPr>
+          <w:b/>
+          <w:sz w:val="20"/>
+        </w:rPr>
+        <w:t>gi</w:t>
+      </w:r>
+      <w:r>
+        <w:rPr>
+          <w:sz w:val="20"/>
+        </w:rPr>
         <w:t>?</w:t>
       </w:r>
     </w:p>
     <w:p>
       <w:pPr>
         <w:pStyle w:val="Heading3"/>
+        <w:rPr>
+          <w:sz w:val="20"/>
+        </w:rPr>
       </w:pPr>
       <w:r>
+        <w:rPr>
+          <w:sz w:val="20"/>
+        </w:rPr>
         <w:t>The Impossibility of Documenting Egolessness</w:t>
       </w:r>
     </w:p>
     <w:p>
-      <w:r>
+      <w:pPr>
+        <w:rPr>
+          <w:sz w:val="20"/>
+        </w:rPr>
+      </w:pPr>
+      <w:r>
+        <w:rPr>
+          <w:sz w:val="20"/>
+        </w:rPr>
         <w:t xml:space="preserve">Toh isiliye </w:t>
       </w:r>
       <w:r>
         <w:rPr>
           <w:b/>
+          <w:sz w:val="20"/>
         </w:rPr>
         <w:t>badi samasya aa jaati hai</w:t>
       </w:r>
       <w:r>
+        <w:rPr>
+          <w:sz w:val="20"/>
+        </w:rPr>
         <w:t xml:space="preserve">. Aap log kehte hain achha itihaas mein zara </w:t>
       </w:r>
       <w:r>
         <w:rPr>
           <w:b/>
+          <w:sz w:val="20"/>
         </w:rPr>
         <w:t>sachhe pyar ka koi udharan bataiye</w:t>
       </w:r>
       <w:r>
+        <w:rPr>
+          <w:sz w:val="20"/>
+        </w:rPr>
         <w:t xml:space="preserve">. Yeh kya poochh rahe ho? Achha </w:t>
       </w:r>
       <w:r>
         <w:rPr>
           <w:b/>
+          <w:sz w:val="20"/>
         </w:rPr>
         <w:t>mukt purush ka koi udharan bataiye</w:t>
       </w:r>
       <w:r>
+        <w:rPr>
+          <w:sz w:val="20"/>
+        </w:rPr>
         <w:t xml:space="preserve">. Achha </w:t>
       </w:r>
       <w:r>
         <w:rPr>
           <w:b/>
-        </w:rPr>
-        <w:t>egoless sex ka koi video dikhaiye</w:t>
-      </w:r>
-      <w:r>
+          <w:sz w:val="20"/>
+        </w:rPr>
+        <w:t>egoless sex ka ko</w:t>
+      </w:r>
+      <w:r>
+        <w:rPr>
+          <w:b/>
+          <w:sz w:val="20"/>
+        </w:rPr>
+        <w:t>i video dikhaiye</w:t>
+      </w:r>
+      <w:r>
+        <w:rPr>
+          <w:sz w:val="20"/>
+        </w:rPr>
         <w:t xml:space="preserve">. Kahan se laye? Kya poochh rahe ho? Iska </w:t>
       </w:r>
       <w:r>
         <w:rPr>
           <w:b/>
+          <w:sz w:val="20"/>
         </w:rPr>
         <w:t>vipreet karna sambhav hai</w:t>
       </w:r>
       <w:r>
+        <w:rPr>
+          <w:sz w:val="20"/>
+        </w:rPr>
         <w:t xml:space="preserve">. Koi kaam </w:t>
       </w:r>
       <w:r>
         <w:rPr>
           <w:b/>
+          <w:sz w:val="20"/>
         </w:rPr>
         <w:t>egoic hai uska udharan bhi diya ja sakta hai</w:t>
       </w:r>
       <w:r>
+        <w:rPr>
+          <w:sz w:val="20"/>
+        </w:rPr>
         <w:t xml:space="preserve">. </w:t>
       </w:r>
       <w:r>
         <w:rPr>
           <w:b/>
+          <w:sz w:val="20"/>
         </w:rPr>
         <w:t>Photo bhi dikhai ja sakti hai</w:t>
       </w:r>
       <w:r>
+        <w:rPr>
+          <w:sz w:val="20"/>
+        </w:rPr>
         <w:t xml:space="preserve">. </w:t>
       </w:r>
       <w:r>
         <w:rPr>
           <w:b/>
+          <w:sz w:val="20"/>
         </w:rPr>
         <w:t>Kahani bhi batai ja sakti hai</w:t>
       </w:r>
       <w:r>
+        <w:rPr>
+          <w:sz w:val="20"/>
+        </w:rPr>
         <w:t xml:space="preserve">. Lekin jo </w:t>
       </w:r>
       <w:r>
         <w:rPr>
           <w:b/>
+          <w:sz w:val="20"/>
         </w:rPr>
         <w:t>asli cheez hai uski koi kahani nahin hoti</w:t>
       </w:r>
       <w:r>
+        <w:rPr>
+          <w:sz w:val="20"/>
+        </w:rPr>
         <w:t xml:space="preserve">. </w:t>
       </w:r>
       <w:r>
         <w:rPr>
           <w:b/>
-        </w:rPr>
-        <w:t>Satya</w:t>
-      </w:r>
-      <w:r>
+          <w:sz w:val="20"/>
+        </w:rPr>
+        <w:t>Sa</w:t>
+      </w:r>
+      <w:r>
+        <w:rPr>
+          <w:b/>
+          <w:sz w:val="20"/>
+        </w:rPr>
+        <w:t>tya</w:t>
+      </w:r>
+      <w:r>
+        <w:rPr>
+          <w:sz w:val="20"/>
+        </w:rPr>
         <w:t xml:space="preserve"> kya? Uski koi kahani hoti hai? </w:t>
       </w:r>
       <w:r>
         <w:rPr>
           <w:b/>
+          <w:sz w:val="20"/>
         </w:rPr>
         <w:t>Satya ki kahani hogi kya</w:t>
       </w:r>
       <w:r>
+        <w:rPr>
+          <w:sz w:val="20"/>
+        </w:rPr>
         <w:t xml:space="preserve">? </w:t>
       </w:r>
       <w:r>
         <w:rPr>
           <w:b/>
+          <w:sz w:val="20"/>
         </w:rPr>
         <w:t>Jhooth ki kahaniyan hoti hain hazaar</w:t>
       </w:r>
       <w:r>
+        <w:rPr>
+          <w:sz w:val="20"/>
+        </w:rPr>
         <w:t>.</w:t>
       </w:r>
     </w:p>
     <w:p>
       <w:pPr>
         <w:pStyle w:val="Heading3"/>
+        <w:rPr>
+          <w:sz w:val="20"/>
+        </w:rPr>
       </w:pPr>
       <w:r>
+        <w:rPr>
+          <w:sz w:val="20"/>
+        </w:rPr>
         <w:t>The Reasonlessness of Egoless Sex</w:t>
       </w:r>
     </w:p>
     <w:p>
+      <w:pPr>
+        <w:rPr>
+          <w:sz w:val="20"/>
+        </w:rPr>
+      </w:pPr>
       <w:r>
         <w:rPr>
           <w:b/>
+          <w:sz w:val="20"/>
         </w:rPr>
         <w:t>Egoic sex ke kaaran hazaar ho sakte hain</w:t>
       </w:r>
       <w:r>
+        <w:rPr>
+          <w:sz w:val="20"/>
+        </w:rPr>
         <w:t xml:space="preserve">. Aaj mausam achha hai. Aaj sehat achhi, aaj khana achha hai. Kuchh bhi. </w:t>
       </w:r>
       <w:r>
         <w:rPr>
           <w:b/>
-        </w:rPr>
-        <w:t>Egoless sex ka kya kaaran hota hai</w:t>
-      </w:r>
-      <w:r>
+          <w:sz w:val="20"/>
+        </w:rPr>
+        <w:t>Egoless se</w:t>
+      </w:r>
+      <w:r>
+        <w:rPr>
+          <w:b/>
+          <w:sz w:val="20"/>
+        </w:rPr>
+        <w:t>x ka kya kaaran hota hai</w:t>
+      </w:r>
+      <w:r>
+        <w:rPr>
+          <w:sz w:val="20"/>
+        </w:rPr>
         <w:t xml:space="preserve">? </w:t>
       </w:r>
       <w:r>
         <w:rPr>
           <w:b/>
+          <w:sz w:val="20"/>
         </w:rPr>
         <w:t>Koi koi kaaran nahin hai</w:t>
       </w:r>
       <w:r>
+        <w:rPr>
+          <w:sz w:val="20"/>
+        </w:rPr>
         <w:t xml:space="preserve">. Woh </w:t>
       </w:r>
       <w:r>
         <w:rPr>
           <w:b/>
+          <w:sz w:val="20"/>
         </w:rPr>
         <w:t>sahaj</w:t>
       </w:r>
       <w:r>
+        <w:rPr>
+          <w:sz w:val="20"/>
+        </w:rPr>
         <w:t xml:space="preserve"> hai. </w:t>
       </w:r>
       <w:r>
         <w:rPr>
           <w:b/>
+          <w:sz w:val="20"/>
         </w:rPr>
         <w:t>Hai toh hai. Nahin hai toh nahin hai. Baat khatam</w:t>
       </w:r>
       <w:r>
+        <w:rPr>
+          <w:sz w:val="20"/>
+        </w:rPr>
         <w:t xml:space="preserve">. Na aa raha na peecha. Na lena na dena. Sahi hai. Yeh waisi si baat hai ki aap poochhe jaise abhi bola tha na maine. </w:t>
       </w:r>
       <w:r>
         <w:rPr>
           <w:b/>
-        </w:rPr>
-        <w:t>As the wind blows and as the grass grows</w:t>
-      </w:r>
-      <w:r>
+          <w:sz w:val="20"/>
+        </w:rPr>
+        <w:t xml:space="preserve">As the wind blows and </w:t>
+      </w:r>
+      <w:r>
+        <w:rPr>
+          <w:b/>
+          <w:sz w:val="20"/>
+        </w:rPr>
+        <w:t>as the grass grows</w:t>
+      </w:r>
+      <w:r>
+        <w:rPr>
+          <w:sz w:val="20"/>
+        </w:rPr>
         <w:t xml:space="preserve">. Aapko uska kaaran batao. Ghaas kyun ugi? Main </w:t>
       </w:r>
       <w:r>
         <w:rPr>
           <w:b/>
+          <w:sz w:val="20"/>
         </w:rPr>
         <w:t>prakriya bata sakta hoon ghaas ke ugne ki</w:t>
       </w:r>
       <w:r>
+        <w:rPr>
+          <w:sz w:val="20"/>
+        </w:rPr>
         <w:t xml:space="preserve">. </w:t>
       </w:r>
       <w:r>
         <w:rPr>
           <w:b/>
+          <w:sz w:val="20"/>
         </w:rPr>
         <w:t>Kaaran nahin bata sakta</w:t>
       </w:r>
       <w:r>
-        <w:t xml:space="preserve">. Prakriya toh bata dunga. Beej pada tha mitti mein aur phir pehle ek zara sa usmein ankur phoota hoga. Phir waise woh jo ghaas hai uska poora patta aapko dikhai dene lag gaya. Yeh prakriya hai. Yeh kaaran nahin hai. Kaaran toh kuchh bhi nahin hai. </w:t>
+        <w:rPr>
+          <w:sz w:val="20"/>
+        </w:rPr>
+        <w:t>. Prakriya toh bata dunga. Beej pada tha mitti mein aur phir pehle ek zara sa usmein ankur phoota hoga. Phir waise woh jo gh</w:t>
+      </w:r>
+      <w:r>
+        <w:rPr>
+          <w:sz w:val="20"/>
+        </w:rPr>
+        <w:t xml:space="preserve">aas hai uska poora patta aapko dikhai dene lag gaya. Yeh prakriya hai. Yeh kaaran nahin hai. Kaaran toh kuchh bhi nahin hai. </w:t>
       </w:r>
       <w:r>
         <w:rPr>
           <w:b/>
+          <w:sz w:val="20"/>
         </w:rPr>
         <w:t>Samagra kaaran hai. The total is the cause</w:t>
       </w:r>
       <w:r>
+        <w:rPr>
+          <w:sz w:val="20"/>
+        </w:rPr>
         <w:t>.</w:t>
       </w:r>
     </w:p>
     <w:p>
       <w:pPr>
         <w:pStyle w:val="Heading3"/>
+        <w:rPr>
+          <w:sz w:val="20"/>
+        </w:rPr>
       </w:pPr>
       <w:r>
+        <w:rPr>
+          <w:sz w:val="20"/>
+        </w:rPr>
         <w:t>Love: Unlearning Falsehoods</w:t>
       </w:r>
     </w:p>
     <w:p>
-      <w:r>
+      <w:pPr>
+        <w:rPr>
+          <w:sz w:val="20"/>
+        </w:rPr>
+      </w:pPr>
+      <w:r>
+        <w:rPr>
+          <w:sz w:val="20"/>
+        </w:rPr>
         <w:t xml:space="preserve">Humne aaj ke shlok mein yeh samjha ki jab </w:t>
       </w:r>
       <w:r>
         <w:rPr>
           <w:b/>
-        </w:rPr>
-        <w:t>aham nahin rahega toh prakriti apna kaam karegi</w:t>
-      </w:r>
-      <w:r>
+          <w:sz w:val="20"/>
+        </w:rPr>
+        <w:t>aham nahin rahega</w:t>
+      </w:r>
+      <w:r>
+        <w:rPr>
+          <w:b/>
+          <w:sz w:val="20"/>
+        </w:rPr>
+        <w:t xml:space="preserve"> toh prakriti apna kaam karegi</w:t>
+      </w:r>
+      <w:r>
+        <w:rPr>
+          <w:sz w:val="20"/>
+        </w:rPr>
         <w:t xml:space="preserve"> aur </w:t>
       </w:r>
       <w:r>
         <w:rPr>
           <w:b/>
+          <w:sz w:val="20"/>
         </w:rPr>
         <w:t>prakriti hai wahi karta hai, wahi karma hai</w:t>
       </w:r>
       <w:r>
+        <w:rPr>
+          <w:sz w:val="20"/>
+        </w:rPr>
         <w:t xml:space="preserve">. Lekin hum yeh bhi seekh rahe hain ki prem aprakrutik hai. </w:t>
       </w:r>
       <w:r>
         <w:rPr>
           <w:b/>
+          <w:sz w:val="20"/>
         </w:rPr>
         <w:t>Prem seekhna padta hai</w:t>
       </w:r>
       <w:r>
+        <w:rPr>
+          <w:sz w:val="20"/>
+        </w:rPr>
         <w:t xml:space="preserve">. Toh jo santon ki ka prem hai toh woh toh phir prem kisko seekhna padta hai? </w:t>
       </w:r>
       <w:r>
         <w:rPr>
           <w:b/>
-        </w:rPr>
-        <w:t>Ahankaar. Ahankaar ko</w:t>
-      </w:r>
-      <w:r>
+          <w:sz w:val="20"/>
+        </w:rPr>
+        <w:t>Ahankaar. Ahankaar</w:t>
+      </w:r>
+      <w:r>
+        <w:rPr>
+          <w:b/>
+          <w:sz w:val="20"/>
+        </w:rPr>
+        <w:t xml:space="preserve"> ko</w:t>
+      </w:r>
+      <w:r>
+        <w:rPr>
+          <w:sz w:val="20"/>
+        </w:rPr>
         <w:t xml:space="preserve">. Woh prem jab seekhta hai toh kya seekhta hai? Aapko aapne jab prem seekha tha, seekha tha. Usmein jo activity bhi hoti hai uska naam hota hai </w:t>
       </w:r>
       <w:r>
         <w:rPr>
           <w:b/>
+          <w:sz w:val="20"/>
         </w:rPr>
         <w:t>Love is not</w:t>
       </w:r>
       <w:r>
+        <w:rPr>
+          <w:sz w:val="20"/>
+        </w:rPr>
         <w:t xml:space="preserve">. Us </w:t>
       </w:r>
       <w:r>
         <w:rPr>
           <w:b/>
+          <w:sz w:val="20"/>
         </w:rPr>
         <w:t>seekhne ka matlab hota hai apne aap ko mitana</w:t>
       </w:r>
       <w:r>
+        <w:rPr>
+          <w:sz w:val="20"/>
+        </w:rPr>
         <w:t xml:space="preserve">. </w:t>
       </w:r>
       <w:r>
         <w:rPr>
           <w:b/>
+          <w:sz w:val="20"/>
         </w:rPr>
         <w:t>Apne aap ko mitana</w:t>
       </w:r>
       <w:r>
+        <w:rPr>
+          <w:sz w:val="20"/>
+        </w:rPr>
         <w:t xml:space="preserve">. Prem seekhna padta hai. Maane koi </w:t>
       </w:r>
       <w:r>
         <w:rPr>
           <w:b/>
+          <w:sz w:val="20"/>
         </w:rPr>
         <w:t>Kamasutra thodi hai</w:t>
       </w:r>
       <w:r>
+        <w:rPr>
+          <w:sz w:val="20"/>
+        </w:rPr>
         <w:t xml:space="preserve"> ki vidhiyan seekhoge. Prem seekhna padta hai. Maane jo kuchh tum maane baithe the ki prem hai. </w:t>
       </w:r>
       <w:r>
         <w:rPr>
           <w:b/>
+          <w:sz w:val="20"/>
         </w:rPr>
         <w:t>Prem woh nahin hota</w:t>
       </w:r>
       <w:r>
+        <w:rPr>
+          <w:sz w:val="20"/>
+        </w:rPr>
         <w:t xml:space="preserve">. </w:t>
       </w:r>
       <w:r>
         <w:rPr>
           <w:b/>
-        </w:rPr>
-        <w:t>Love is not attraction. Love is not attachment. Love is not desire. Love is not romance</w:t>
-      </w:r>
-      <w:r>
+          <w:sz w:val="20"/>
+        </w:rPr>
+        <w:t xml:space="preserve">Love is not attraction. </w:t>
+      </w:r>
+      <w:r>
+        <w:rPr>
+          <w:b/>
+          <w:sz w:val="20"/>
+        </w:rPr>
+        <w:lastRenderedPageBreak/>
+        <w:t>Love is not attachment. Love is not desire. Love is not roma</w:t>
+      </w:r>
+      <w:r>
+        <w:rPr>
+          <w:b/>
+          <w:sz w:val="20"/>
+        </w:rPr>
+        <w:t>nce</w:t>
+      </w:r>
+      <w:r>
+        <w:rPr>
+          <w:sz w:val="20"/>
+        </w:rPr>
         <w:t xml:space="preserve">. </w:t>
       </w:r>
       <w:r>
         <w:rPr>
           <w:b/>
+          <w:sz w:val="20"/>
         </w:rPr>
         <w:t>Not not maane nakar, neti</w:t>
       </w:r>
       <w:r>
+        <w:rPr>
+          <w:sz w:val="20"/>
+        </w:rPr>
         <w:t xml:space="preserve">. Toh </w:t>
       </w:r>
       <w:r>
         <w:rPr>
           <w:b/>
+          <w:sz w:val="20"/>
         </w:rPr>
         <w:t>prem seekhna hota hai</w:t>
       </w:r>
       <w:r>
+        <w:rPr>
+          <w:sz w:val="20"/>
+        </w:rPr>
         <w:t>. Iska matlab yeh nahin hota prem aprakrutik hota hai.</w:t>
       </w:r>
     </w:p>
     <w:p>
       <w:pPr>
         <w:pStyle w:val="Heading3"/>
+        <w:rPr>
+          <w:sz w:val="20"/>
+        </w:rPr>
       </w:pPr>
       <w:r>
+        <w:rPr>
+          <w:sz w:val="20"/>
+        </w:rPr>
         <w:t>Correcting the Misconception of Unnatural Love</w:t>
       </w:r>
     </w:p>
     <w:p>
-      <w:r>
+      <w:pPr>
+        <w:rPr>
+          <w:sz w:val="20"/>
+        </w:rPr>
+      </w:pPr>
+      <w:r>
+        <w:rPr>
+          <w:sz w:val="20"/>
+        </w:rPr>
         <w:t xml:space="preserve">Iska matlab hai ki jo </w:t>
       </w:r>
       <w:r>
         <w:rPr>
           <w:b/>
+          <w:sz w:val="20"/>
         </w:rPr>
         <w:t>apne aap ko prakriti se alag maane baitha hai</w:t>
       </w:r>
       <w:r>
+        <w:rPr>
+          <w:sz w:val="20"/>
+        </w:rPr>
         <w:t xml:space="preserve">. Kaun? Uski </w:t>
       </w:r>
       <w:r>
         <w:rPr>
           <w:b/>
-        </w:rPr>
-        <w:t>neti karni hoti hai</w:t>
-      </w:r>
-      <w:r>
+          <w:sz w:val="20"/>
+        </w:rPr>
+        <w:t>neti karni hoti h</w:t>
+      </w:r>
+      <w:r>
+        <w:rPr>
+          <w:b/>
+          <w:sz w:val="20"/>
+        </w:rPr>
+        <w:t>ai</w:t>
+      </w:r>
+      <w:r>
+        <w:rPr>
+          <w:sz w:val="20"/>
+        </w:rPr>
         <w:t xml:space="preserve">. Tab </w:t>
       </w:r>
       <w:r>
         <w:rPr>
           <w:b/>
+          <w:sz w:val="20"/>
         </w:rPr>
         <w:t>prem ubharta hai</w:t>
       </w:r>
       <w:r>
+        <w:rPr>
+          <w:sz w:val="20"/>
+        </w:rPr>
         <w:t xml:space="preserve">. </w:t>
       </w:r>
       <w:r>
         <w:rPr>
           <w:b/>
+          <w:sz w:val="20"/>
         </w:rPr>
         <w:t>Prem aprakrutik hota hai</w:t>
       </w:r>
       <w:r>
+        <w:rPr>
+          <w:sz w:val="20"/>
+        </w:rPr>
         <w:t xml:space="preserve">. Yeh kaisi baat ho gayi? </w:t>
       </w:r>
       <w:r>
         <w:rPr>
           <w:b/>
+          <w:sz w:val="20"/>
         </w:rPr>
         <w:t>Prem aprakrutik hota hai</w:t>
       </w:r>
       <w:r>
+        <w:rPr>
+          <w:sz w:val="20"/>
+        </w:rPr>
         <w:t xml:space="preserve">. Yeh kahan se aa gaya? Jo main bolun utna hi kara kariye. </w:t>
       </w:r>
       <w:r>
         <w:rPr>
           <w:b/>
+          <w:sz w:val="20"/>
         </w:rPr>
         <w:t>Ahankaar usmein jod tod deta hai</w:t>
       </w:r>
       <w:r>
-        <w:t xml:space="preserve">. Hazaron ghante maine bola hoga. Ek baar kahin aapko yeh nahin milega. </w:t>
+        <w:rPr>
+          <w:sz w:val="20"/>
+        </w:rPr>
+        <w:t>. Hazaron ghante maine bola hoga. Ek baar kahin aapko yeh nahin m</w:t>
+      </w:r>
+      <w:r>
+        <w:rPr>
+          <w:sz w:val="20"/>
+        </w:rPr>
+        <w:t xml:space="preserve">ilega. </w:t>
       </w:r>
       <w:r>
         <w:rPr>
           <w:b/>
+          <w:sz w:val="20"/>
         </w:rPr>
         <w:t>Prem aprakrutik hota hai</w:t>
       </w:r>
       <w:r>
+        <w:rPr>
+          <w:sz w:val="20"/>
+        </w:rPr>
         <w:t xml:space="preserve">. Par dekho kya karte hain hum. Kaan nahin sun rahe. Kaun sun raha hai? Toh usne suni hui baat ko kya kara? </w:t>
       </w:r>
       <w:r>
         <w:rPr>
           <w:b/>
+          <w:sz w:val="20"/>
         </w:rPr>
         <w:t>Apne hisab se mod diya</w:t>
       </w:r>
       <w:r>
+        <w:rPr>
+          <w:sz w:val="20"/>
+        </w:rPr>
         <w:t xml:space="preserve">. Prem aprakrutik hota hai. Nahin ekdam nahin. </w:t>
       </w:r>
       <w:r>
         <w:rPr>
           <w:b/>
-        </w:rPr>
-        <w:t>Ahankaar hota hai jo apne aap ko manta hai prakriti se alag</w:t>
-      </w:r>
-      <w:r>
+          <w:sz w:val="20"/>
+        </w:rPr>
+        <w:t>Ahankaar hota hai jo apne aap ko manta hai prakr</w:t>
+      </w:r>
+      <w:r>
+        <w:rPr>
+          <w:b/>
+          <w:sz w:val="20"/>
+        </w:rPr>
+        <w:t>iti se alag</w:t>
+      </w:r>
+      <w:r>
+        <w:rPr>
+          <w:sz w:val="20"/>
+        </w:rPr>
         <w:t xml:space="preserve">. Aur uske liye phir </w:t>
       </w:r>
       <w:r>
         <w:rPr>
           <w:b/>
+          <w:sz w:val="20"/>
         </w:rPr>
         <w:t>prem ki paribhasha yahi hoti hai ki bhog lo</w:t>
       </w:r>
       <w:r>
+        <w:rPr>
+          <w:sz w:val="20"/>
+        </w:rPr>
         <w:t xml:space="preserve">. Jab woh bhog ko bhog nahin kah sakta toh </w:t>
       </w:r>
       <w:r>
         <w:rPr>
           <w:b/>
+          <w:sz w:val="20"/>
         </w:rPr>
         <w:t>bhog ko prem keh deta hai</w:t>
       </w:r>
       <w:r>
+        <w:rPr>
+          <w:sz w:val="20"/>
+        </w:rPr>
         <w:t>.</w:t>
       </w:r>
     </w:p>
     <w:p>
       <w:pPr>
         <w:pStyle w:val="Heading3"/>
+        <w:rPr>
+          <w:sz w:val="20"/>
+        </w:rPr>
       </w:pPr>
       <w:r>
+        <w:rPr>
+          <w:sz w:val="20"/>
+        </w:rPr>
         <w:t>Spiritual Learning as Unlearning</w:t>
       </w:r>
     </w:p>
     <w:p>
-      <w:r>
+      <w:pPr>
+        <w:rPr>
+          <w:sz w:val="20"/>
+        </w:rPr>
+      </w:pPr>
+      <w:r>
+        <w:rPr>
+          <w:sz w:val="20"/>
+        </w:rPr>
         <w:t xml:space="preserve">Toh </w:t>
       </w:r>
       <w:r>
         <w:rPr>
           <w:b/>
+          <w:sz w:val="20"/>
         </w:rPr>
         <w:t>prem seekhna padta hai</w:t>
       </w:r>
       <w:r>
-        <w:t xml:space="preserve">. Maane tum jo maane baithe ho ki prem hai. Tum jo pakde baithe ho ki prem ki paribhasha hai. Usko </w:t>
+        <w:rPr>
+          <w:sz w:val="20"/>
+        </w:rPr>
+        <w:t>. Maane tum jo maane baithe ho ki prem hai. Tum jo p</w:t>
+      </w:r>
+      <w:r>
+        <w:rPr>
+          <w:sz w:val="20"/>
+        </w:rPr>
+        <w:t xml:space="preserve">akde baithe ho ki prem ki paribhasha hai. Usko </w:t>
       </w:r>
       <w:r>
         <w:rPr>
           <w:b/>
+          <w:sz w:val="20"/>
         </w:rPr>
         <w:t>unseekha karo</w:t>
       </w:r>
       <w:r>
+        <w:rPr>
+          <w:sz w:val="20"/>
+        </w:rPr>
         <w:t xml:space="preserve">. Adhyatm mein </w:t>
       </w:r>
       <w:r>
         <w:rPr>
           <w:b/>
+          <w:sz w:val="20"/>
         </w:rPr>
         <w:t>learning ka matlab hamesha mitana hota hai</w:t>
       </w:r>
       <w:r>
+        <w:rPr>
+          <w:sz w:val="20"/>
+        </w:rPr>
         <w:t xml:space="preserve">. </w:t>
       </w:r>
       <w:r>
         <w:rPr>
           <w:b/>
+          <w:sz w:val="20"/>
         </w:rPr>
         <w:t>Bhoolna hota hai</w:t>
       </w:r>
       <w:r>
+        <w:rPr>
+          <w:sz w:val="20"/>
+        </w:rPr>
         <w:t xml:space="preserve">. Adhyatm mein prem seekhna ya kuchh bhi seekhna. </w:t>
       </w:r>
       <w:r>
         <w:rPr>
           <w:b/>
+          <w:sz w:val="20"/>
         </w:rPr>
         <w:t>Gyan seekhna</w:t>
       </w:r>
       <w:r>
-        <w:t xml:space="preserve">, gyan seekhna padta hai. Adhyatm gyan hi kya hota hai? Gyan hi kya hota hai? Haan. </w:t>
+        <w:rPr>
+          <w:sz w:val="20"/>
+        </w:rPr>
+        <w:t>, gyan seekhna padta hai. Adhyatm gyan hi kya hota hai? Gya</w:t>
+      </w:r>
+      <w:r>
+        <w:rPr>
+          <w:sz w:val="20"/>
+        </w:rPr>
+        <w:t xml:space="preserve">n hi kya hota hai? Haan. </w:t>
       </w:r>
       <w:r>
         <w:rPr>
           <w:b/>
+          <w:sz w:val="20"/>
         </w:rPr>
         <w:t>Hatana</w:t>
       </w:r>
       <w:r>
+        <w:rPr>
+          <w:sz w:val="20"/>
+        </w:rPr>
         <w:t xml:space="preserve">. Seekh shabd bhi chhoti si ek vikruti hai. Woh kahan se aayi hai? </w:t>
       </w:r>
       <w:r>
         <w:rPr>
           <w:b/>
+          <w:sz w:val="20"/>
         </w:rPr>
         <w:t>Shishya se</w:t>
       </w:r>
       <w:r>
+        <w:rPr>
+          <w:sz w:val="20"/>
+        </w:rPr>
         <w:t xml:space="preserve">. Shishya hi kaun hota hai? </w:t>
       </w:r>
       <w:r>
         <w:rPr>
           <w:b/>
+          <w:sz w:val="20"/>
         </w:rPr>
         <w:t>Agyani</w:t>
       </w:r>
       <w:r>
+        <w:rPr>
+          <w:sz w:val="20"/>
+        </w:rPr>
         <w:t xml:space="preserve">. Shishya ki kya paribhasha hoti hai? </w:t>
       </w:r>
       <w:r>
         <w:rPr>
           <w:b/>
+          <w:sz w:val="20"/>
         </w:rPr>
         <w:t>Jo hatne ko taiyar ho</w:t>
       </w:r>
       <w:r>
-        <w:t xml:space="preserve">. Jo guru ke samne aakar ad jaaye, atak jaaye, akad jaaye woh nahin shishya hota. Shishya maane jo </w:t>
+        <w:rPr>
+          <w:sz w:val="20"/>
+        </w:rPr>
+        <w:t>. Jo guru ke samne aakar ad jaaye, atak jaaye, akad jaa</w:t>
+      </w:r>
+      <w:r>
+        <w:rPr>
+          <w:sz w:val="20"/>
+        </w:rPr>
+        <w:t xml:space="preserve">ye woh nahin shishya hota. Shishya maane jo </w:t>
       </w:r>
       <w:r>
         <w:rPr>
           <w:b/>
+          <w:sz w:val="20"/>
         </w:rPr>
         <w:t>hatne ko taiyar ho</w:t>
       </w:r>
       <w:r>
+        <w:rPr>
+          <w:sz w:val="20"/>
+        </w:rPr>
         <w:t xml:space="preserve">. Toh usi shishya se seekh aaya hai. </w:t>
       </w:r>
       <w:r>
         <w:rPr>
           <w:b/>
+          <w:sz w:val="20"/>
         </w:rPr>
         <w:t>Seekh maane hatne ki taiyari</w:t>
       </w:r>
       <w:r>
+        <w:rPr>
+          <w:sz w:val="20"/>
+        </w:rPr>
         <w:t xml:space="preserve">. Kyon? Kyunki tum hamesha kuchh lekar aate ho. </w:t>
       </w:r>
       <w:r>
         <w:rPr>
           <w:b/>
+          <w:sz w:val="20"/>
         </w:rPr>
         <w:t>Shuruati bindu hi hai manyata</w:t>
       </w:r>
       <w:r>
+        <w:rPr>
+          <w:sz w:val="20"/>
+        </w:rPr>
         <w:t xml:space="preserve">. </w:t>
       </w:r>
       <w:r>
         <w:rPr>
           <w:b/>
+          <w:sz w:val="20"/>
         </w:rPr>
         <w:t>Shuruati bindu hi hai hona</w:t>
       </w:r>
       <w:r>
+        <w:rPr>
+          <w:sz w:val="20"/>
+        </w:rPr>
         <w:t>.</w:t>
       </w:r>
     </w:p>
     <w:p>
       <w:pPr>
         <w:pStyle w:val="Heading3"/>
+        <w:rPr>
+          <w:sz w:val="20"/>
+        </w:rPr>
       </w:pPr>
       <w:r>
-        <w:t>Dismantling Ego's Definition of Love</w:t>
+        <w:rPr>
+          <w:sz w:val="20"/>
+        </w:rPr>
+        <w:t>Dismantling Ego's Defi</w:t>
+      </w:r>
+      <w:r>
+        <w:rPr>
+          <w:sz w:val="20"/>
+        </w:rPr>
+        <w:t>nition of Love</w:t>
       </w:r>
     </w:p>
     <w:p>
-      <w:r>
+      <w:pPr>
+        <w:rPr>
+          <w:sz w:val="20"/>
+        </w:rPr>
+      </w:pPr>
+      <w:r>
+        <w:rPr>
+          <w:sz w:val="20"/>
+        </w:rPr>
         <w:t xml:space="preserve">Toh </w:t>
       </w:r>
       <w:r>
         <w:rPr>
           <w:b/>
+          <w:sz w:val="20"/>
         </w:rPr>
         <w:t>ant hona hai na hone par</w:t>
       </w:r>
       <w:r>
+        <w:rPr>
+          <w:sz w:val="20"/>
+        </w:rPr>
         <w:t xml:space="preserve">. Yeh shuruat hai. Yeh kisse ho rahi hai? Hone se. Kya hone se? Yeh manne se, aisa hone se, yeh pakadne se, yeh dharana hai, yeh hai woh hai. 50 cheezein hain. Phir jo </w:t>
       </w:r>
       <w:r>
         <w:rPr>
           <w:b/>
-        </w:rPr>
-        <w:t>seekhne ki ya learning ki prakriya hai uska matlab hai yeh sab kuchh jo tha iska hatna</w:t>
-      </w:r>
-      <w:r>
+          <w:sz w:val="20"/>
+        </w:rPr>
+        <w:t>seekhne ki ya learning ki prakriya hai uska m</w:t>
+      </w:r>
+      <w:r>
+        <w:rPr>
+          <w:b/>
+          <w:sz w:val="20"/>
+        </w:rPr>
+        <w:t>atlab hai yeh sab kuchh jo tha iska hatna</w:t>
+      </w:r>
+      <w:r>
+        <w:rPr>
+          <w:sz w:val="20"/>
+        </w:rPr>
         <w:t xml:space="preserve">. Toh adhyatm mein </w:t>
       </w:r>
       <w:r>
         <w:rPr>
           <w:b/>
+          <w:sz w:val="20"/>
         </w:rPr>
         <w:t>learning maane unlearning hota hai</w:t>
       </w:r>
       <w:r>
+        <w:rPr>
+          <w:sz w:val="20"/>
+        </w:rPr>
         <w:t xml:space="preserve">. Prem seekhna padta hai ka bhi matlab yahi hai ki jo kuchh bhi </w:t>
       </w:r>
       <w:r>
         <w:rPr>
           <w:b/>
+          <w:sz w:val="20"/>
         </w:rPr>
         <w:t>ahankaar prem ko maane baitha tha usko unlearn kar diya</w:t>
       </w:r>
       <w:r>
+        <w:rPr>
+          <w:sz w:val="20"/>
+        </w:rPr>
         <w:t xml:space="preserve">. Usko </w:t>
       </w:r>
       <w:r>
         <w:rPr>
           <w:b/>
+          <w:sz w:val="20"/>
         </w:rPr>
         <w:t>hata diya</w:t>
       </w:r>
       <w:r>
+        <w:rPr>
+          <w:sz w:val="20"/>
+        </w:rPr>
         <w:t xml:space="preserve">. Usko </w:t>
       </w:r>
       <w:r>
         <w:rPr>
           <w:b/>
+          <w:sz w:val="20"/>
         </w:rPr>
         <w:t>tyag diya</w:t>
       </w:r>
       <w:r>
-        <w:t xml:space="preserve">. Woh nahin prem hai. Yeh maan liya. Prem koi </w:t>
+        <w:rPr>
+          <w:sz w:val="20"/>
+        </w:rPr>
+        <w:t>. Woh nahin</w:t>
+      </w:r>
+      <w:r>
+        <w:rPr>
+          <w:sz w:val="20"/>
+        </w:rPr>
+        <w:t xml:space="preserve"> prem hai. Yeh maan liya. Prem koi </w:t>
       </w:r>
       <w:r>
         <w:rPr>
           <w:b/>
+          <w:sz w:val="20"/>
         </w:rPr>
         <w:t>kalabaazi thodi hai</w:t>
       </w:r>
       <w:r>
+        <w:rPr>
+          <w:sz w:val="20"/>
+        </w:rPr>
         <w:t xml:space="preserve">. Prem koi </w:t>
       </w:r>
       <w:r>
         <w:rPr>
           <w:b/>
+          <w:sz w:val="20"/>
         </w:rPr>
         <w:t>siddhant thodi hai</w:t>
       </w:r>
       <w:r>
+        <w:rPr>
+          <w:sz w:val="20"/>
+        </w:rPr>
         <w:t xml:space="preserve">. Koi kala koi </w:t>
       </w:r>
       <w:r>
         <w:rPr>
           <w:b/>
+          <w:sz w:val="20"/>
         </w:rPr>
         <w:t>skill thodi hai</w:t>
       </w:r>
       <w:r>
+        <w:rPr>
+          <w:sz w:val="20"/>
+        </w:rPr>
         <w:t xml:space="preserve"> ki seekhoge. Toh hum chala dete 15 din ka course hum.</w:t>
       </w:r>
     </w:p>
     <w:sectPr>
+      <w:headerReference w:type="default" r:id="rId8"/>
       <w:pgSz w:w="12240" w:h="15840"/>
-      <w:pgMar w:top="1440" w:right="1800" w:bottom="1440" w:left="1800" w:header="720" w:footer="720" w:gutter="0"/>
+      <w:pgMar w:top="0" w:right="5760" w:bottom="0" w:left="245" w:header="288" w:footer="288" w:gutter="0"/>
       <w:cols w:space="720"/>
       <w:docGrid w:linePitch="360"/>
     </w:sectPr>
@@ -1708,8 +2874,93 @@
 </w:document>
 </file>
 
+<file path=word/endnotes.xml><?xml version="1.0" encoding="utf-8"?>
+<w:endnotes xmlns:ve="http://schemas.openxmlformats.org/markup-compatibility/2006" xmlns:o="urn:schemas-microsoft-com:office:office" xmlns:r="http://schemas.openxmlformats.org/officeDocument/2006/relationships" xmlns:m="http://schemas.openxmlformats.org/officeDocument/2006/math" xmlns:v="urn:schemas-microsoft-com:vml" xmlns:wp="http://schemas.openxmlformats.org/drawingml/2006/wordprocessingDrawing" xmlns:w10="urn:schemas-microsoft-com:office:word" xmlns:w="http://schemas.openxmlformats.org/wordprocessingml/2006/main" xmlns:wne="http://schemas.microsoft.com/office/word/2006/wordml">
+  <w:endnote w:type="separator" w:id="0">
+    <w:p>
+      <w:pPr>
+        <w:spacing w:after="0" w:line="240" w:lineRule="auto"/>
+      </w:pPr>
+      <w:r>
+        <w:separator/>
+      </w:r>
+    </w:p>
+  </w:endnote>
+  <w:endnote w:type="continuationSeparator" w:id="1">
+    <w:p>
+      <w:pPr>
+        <w:spacing w:after="0" w:line="240" w:lineRule="auto"/>
+      </w:pPr>
+      <w:r>
+        <w:continuationSeparator/>
+      </w:r>
+    </w:p>
+  </w:endnote>
+</w:endnotes>
+</file>
+
+<file path=word/footnotes.xml><?xml version="1.0" encoding="utf-8"?>
+<w:footnotes xmlns:ve="http://schemas.openxmlformats.org/markup-compatibility/2006" xmlns:o="urn:schemas-microsoft-com:office:office" xmlns:r="http://schemas.openxmlformats.org/officeDocument/2006/relationships" xmlns:m="http://schemas.openxmlformats.org/officeDocument/2006/math" xmlns:v="urn:schemas-microsoft-com:vml" xmlns:wp="http://schemas.openxmlformats.org/drawingml/2006/wordprocessingDrawing" xmlns:w10="urn:schemas-microsoft-com:office:word" xmlns:w="http://schemas.openxmlformats.org/wordprocessingml/2006/main" xmlns:wne="http://schemas.microsoft.com/office/word/2006/wordml">
+  <w:footnote w:type="separator" w:id="0">
+    <w:p>
+      <w:pPr>
+        <w:spacing w:after="0" w:line="240" w:lineRule="auto"/>
+      </w:pPr>
+      <w:r>
+        <w:separator/>
+      </w:r>
+    </w:p>
+  </w:footnote>
+  <w:footnote w:type="continuationSeparator" w:id="1">
+    <w:p>
+      <w:pPr>
+        <w:spacing w:after="0" w:line="240" w:lineRule="auto"/>
+      </w:pPr>
+      <w:r>
+        <w:continuationSeparator/>
+      </w:r>
+    </w:p>
+  </w:footnote>
+</w:footnotes>
+</file>
+
+<file path=word/header1.xml><?xml version="1.0" encoding="utf-8"?>
+<w:hdr xmlns:ve="http://schemas.openxmlformats.org/markup-compatibility/2006" xmlns:o="urn:schemas-microsoft-com:office:office" xmlns:r="http://schemas.openxmlformats.org/officeDocument/2006/relationships" xmlns:m="http://schemas.openxmlformats.org/officeDocument/2006/math" xmlns:v="urn:schemas-microsoft-com:vml" xmlns:wp="http://schemas.openxmlformats.org/drawingml/2006/wordprocessingDrawing" xmlns:w10="urn:schemas-microsoft-com:office:word" xmlns:w="http://schemas.openxmlformats.org/wordprocessingml/2006/main" xmlns:wne="http://schemas.microsoft.com/office/word/2006/wordml">
+  <w:sdt>
+    <w:sdtPr>
+      <w:id w:val="16354126"/>
+      <w:docPartObj>
+        <w:docPartGallery w:val="Page Numbers (Top of Page)"/>
+        <w:docPartUnique/>
+      </w:docPartObj>
+    </w:sdtPr>
+    <w:sdtContent>
+      <w:p>
+        <w:pPr>
+          <w:pStyle w:val="Header"/>
+          <w:jc w:val="right"/>
+        </w:pPr>
+        <w:fldSimple w:instr=" PAGE   \* MERGEFORMAT ">
+          <w:r>
+            <w:rPr>
+              <w:noProof/>
+            </w:rPr>
+            <w:t>4</w:t>
+          </w:r>
+        </w:fldSimple>
+      </w:p>
+    </w:sdtContent>
+  </w:sdt>
+  <w:p>
+    <w:pPr>
+      <w:pStyle w:val="Header"/>
+    </w:pPr>
+  </w:p>
+</w:hdr>
+</file>
+
 <file path=word/numbering.xml><?xml version="1.0" encoding="utf-8"?>
-<w:numbering xmlns:wpc="http://schemas.microsoft.com/office/word/2010/wordprocessingCanvas" xmlns:mo="http://schemas.microsoft.com/office/mac/office/2008/main" xmlns:mc="http://schemas.openxmlformats.org/markup-compatibility/2006" xmlns:mv="urn:schemas-microsoft-com:mac:vml" xmlns:o="urn:schemas-microsoft-com:office:office" xmlns:r="http://schemas.openxmlformats.org/officeDocument/2006/relationships" xmlns:m="http://schemas.openxmlformats.org/officeDocument/2006/math" xmlns:v="urn:schemas-microsoft-com:vml" xmlns:wp14="http://schemas.microsoft.com/office/word/2010/wordprocessingDrawing" xmlns:wp="http://schemas.openxmlformats.org/drawingml/2006/wordprocessingDrawing" xmlns:w10="urn:schemas-microsoft-com:office:word" xmlns:w="http://schemas.openxmlformats.org/wordprocessingml/2006/main" xmlns:w14="http://schemas.microsoft.com/office/word/2010/wordml" xmlns:wpg="http://schemas.microsoft.com/office/word/2010/wordprocessingGroup" xmlns:wpi="http://schemas.microsoft.com/office/word/2010/wordprocessingInk" xmlns:wne="http://schemas.microsoft.com/office/word/2006/wordml" xmlns:wps="http://schemas.microsoft.com/office/word/2010/wordprocessingShape" mc:Ignorable="w14 wp14">
+<w:numbering xmlns:ve="http://schemas.openxmlformats.org/markup-compatibility/2006" xmlns:o="urn:schemas-microsoft-com:office:office" xmlns:r="http://schemas.openxmlformats.org/officeDocument/2006/relationships" xmlns:m="http://schemas.openxmlformats.org/officeDocument/2006/math" xmlns:v="urn:schemas-microsoft-com:vml" xmlns:wp="http://schemas.openxmlformats.org/drawingml/2006/wordprocessingDrawing" xmlns:w10="urn:schemas-microsoft-com:office:word" xmlns:w="http://schemas.openxmlformats.org/wordprocessingml/2006/main" xmlns:wne="http://schemas.microsoft.com/office/word/2006/wordml">
   <w:abstractNum w:abstractNumId="0">
     <w:nsid w:val="FFFFFF7C"/>
     <w:multiLevelType w:val="singleLevel"/>
@@ -1912,7 +3163,7 @@
 </file>
 
 <file path=word/styles.xml><?xml version="1.0" encoding="utf-8"?>
-<w:styles xmlns:mc="http://schemas.openxmlformats.org/markup-compatibility/2006" xmlns:r="http://schemas.openxmlformats.org/officeDocument/2006/relationships" xmlns:w="http://schemas.openxmlformats.org/wordprocessingml/2006/main" xmlns:w14="http://schemas.microsoft.com/office/word/2010/wordml" mc:Ignorable="w14">
+<w:styles xmlns:r="http://schemas.openxmlformats.org/officeDocument/2006/relationships" xmlns:w="http://schemas.openxmlformats.org/wordprocessingml/2006/main">
   <w:docDefaults>
     <w:rPrDefault>
       <w:rPr>
@@ -1928,7 +3179,7 @@
       </w:pPr>
     </w:pPrDefault>
   </w:docDefaults>
-  <w:latentStyles w:defLockedState="0" w:defUIPriority="99" w:defSemiHidden="1" w:defUnhideWhenUsed="1" w:defQFormat="0" w:count="276">
+  <w:latentStyles w:defLockedState="0" w:defUIPriority="99" w:defSemiHidden="1" w:defUnhideWhenUsed="1" w:defQFormat="0" w:count="267">
     <w:lsdException w:name="Normal" w:semiHidden="0" w:uiPriority="0" w:unhideWhenUsed="0" w:qFormat="1"/>
     <w:lsdException w:name="heading 1" w:semiHidden="0" w:uiPriority="9" w:unhideWhenUsed="0" w:qFormat="1"/>
     <w:lsdException w:name="heading 2" w:uiPriority="9" w:qFormat="1"/>
@@ -2072,50 +3323,6 @@
     <w:qFormat/>
     <w:rsid w:val="00FC693F"/>
   </w:style>
-  <w:style w:type="paragraph" w:styleId="Header">
-    <w:name w:val="header"/>
-    <w:basedOn w:val="Normal"/>
-    <w:link w:val="HeaderChar"/>
-    <w:uiPriority w:val="99"/>
-    <w:unhideWhenUsed/>
-    <w:rsid w:val="00E618BF"/>
-    <w:pPr>
-      <w:tabs>
-        <w:tab w:val="center" w:pos="4680"/>
-        <w:tab w:val="right" w:pos="9360"/>
-      </w:tabs>
-      <w:spacing w:after="0" w:line="240" w:lineRule="auto"/>
-    </w:pPr>
-  </w:style>
-  <w:style w:type="character" w:customStyle="1" w:styleId="HeaderChar">
-    <w:name w:val="Header Char"/>
-    <w:basedOn w:val="DefaultParagraphFont"/>
-    <w:link w:val="Header"/>
-    <w:uiPriority w:val="99"/>
-    <w:rsid w:val="00E618BF"/>
-  </w:style>
-  <w:style w:type="paragraph" w:styleId="Footer">
-    <w:name w:val="footer"/>
-    <w:basedOn w:val="Normal"/>
-    <w:link w:val="FooterChar"/>
-    <w:uiPriority w:val="99"/>
-    <w:unhideWhenUsed/>
-    <w:rsid w:val="00E618BF"/>
-    <w:pPr>
-      <w:tabs>
-        <w:tab w:val="center" w:pos="4680"/>
-        <w:tab w:val="right" w:pos="9360"/>
-      </w:tabs>
-      <w:spacing w:after="0" w:line="240" w:lineRule="auto"/>
-    </w:pPr>
-  </w:style>
-  <w:style w:type="character" w:customStyle="1" w:styleId="FooterChar">
-    <w:name w:val="Footer Char"/>
-    <w:basedOn w:val="DefaultParagraphFont"/>
-    <w:link w:val="Footer"/>
-    <w:uiPriority w:val="99"/>
-    <w:rsid w:val="00E618BF"/>
-  </w:style>
   <w:style w:type="paragraph" w:styleId="Heading1">
     <w:name w:val="heading 1"/>
     <w:basedOn w:val="Normal"/>
@@ -2336,6 +3543,7 @@
     <w:uiPriority w:val="99"/>
     <w:semiHidden/>
     <w:unhideWhenUsed/>
+    <w:qFormat/>
     <w:tblPr>
       <w:tblInd w:w="0" w:type="dxa"/>
       <w:tblCellMar>
@@ -2351,6 +3559,50 @@
     <w:uiPriority w:val="99"/>
     <w:semiHidden/>
     <w:unhideWhenUsed/>
+  </w:style>
+  <w:style w:type="paragraph" w:styleId="Header">
+    <w:name w:val="header"/>
+    <w:basedOn w:val="Normal"/>
+    <w:link w:val="HeaderChar"/>
+    <w:uiPriority w:val="99"/>
+    <w:unhideWhenUsed/>
+    <w:rsid w:val="00E618BF"/>
+    <w:pPr>
+      <w:tabs>
+        <w:tab w:val="center" w:pos="4680"/>
+        <w:tab w:val="right" w:pos="9360"/>
+      </w:tabs>
+      <w:spacing w:after="0" w:line="240" w:lineRule="auto"/>
+    </w:pPr>
+  </w:style>
+  <w:style w:type="character" w:customStyle="1" w:styleId="HeaderChar">
+    <w:name w:val="Header Char"/>
+    <w:basedOn w:val="DefaultParagraphFont"/>
+    <w:link w:val="Header"/>
+    <w:uiPriority w:val="99"/>
+    <w:rsid w:val="00E618BF"/>
+  </w:style>
+  <w:style w:type="paragraph" w:styleId="Footer">
+    <w:name w:val="footer"/>
+    <w:basedOn w:val="Normal"/>
+    <w:link w:val="FooterChar"/>
+    <w:uiPriority w:val="99"/>
+    <w:unhideWhenUsed/>
+    <w:rsid w:val="00E618BF"/>
+    <w:pPr>
+      <w:tabs>
+        <w:tab w:val="center" w:pos="4680"/>
+        <w:tab w:val="right" w:pos="9360"/>
+      </w:tabs>
+      <w:spacing w:after="0" w:line="240" w:lineRule="auto"/>
+    </w:pPr>
+  </w:style>
+  <w:style w:type="character" w:customStyle="1" w:styleId="FooterChar">
+    <w:name w:val="Footer Char"/>
+    <w:basedOn w:val="DefaultParagraphFont"/>
+    <w:link w:val="Footer"/>
+    <w:uiPriority w:val="99"/>
+    <w:rsid w:val="00E618BF"/>
   </w:style>
   <w:style w:type="paragraph" w:styleId="NoSpacing">
     <w:name w:val="No Spacing"/>
